--- a/OS/Exp1/Exp1-3-消息的发送与接收实验/Exp1-3实验报告.docx
+++ b/OS/Exp1/Exp1-3-消息的发送与接收实验/Exp1-3实验报告.docx
@@ -6,7 +6,7 @@
       <w:pPr>
         <w:jc w:val="center"/>
         <w:rPr>
-          <w:rFonts w:ascii="楷体_GB2312" w:eastAsia="楷体_GB2312" w:hint="eastAsia"/>
+          <w:rFonts w:ascii="楷体_GB2312" w:eastAsia="楷体_GB2312"/>
           <w:b/>
           <w:sz w:val="32"/>
           <w:szCs w:val="32"/>
@@ -154,7 +154,6 @@
     <w:p>
       <w:pPr>
         <w:rPr>
-          <w:rFonts w:hint="eastAsia"/>
           <w:sz w:val="18"/>
           <w:szCs w:val="18"/>
         </w:rPr>
@@ -251,7 +250,6 @@
     <w:p>
       <w:pPr>
         <w:rPr>
-          <w:rFonts w:hint="eastAsia"/>
           <w:sz w:val="18"/>
           <w:szCs w:val="18"/>
         </w:rPr>
@@ -425,10 +423,10 @@
         <w:tblLook w:val="01E0" w:firstRow="1" w:lastRow="1" w:firstColumn="1" w:lastColumn="1" w:noHBand="0" w:noVBand="0"/>
       </w:tblPr>
       <w:tblGrid>
-        <w:gridCol w:w="999"/>
+        <w:gridCol w:w="998"/>
         <w:gridCol w:w="1635"/>
         <w:gridCol w:w="1403"/>
-        <w:gridCol w:w="2542"/>
+        <w:gridCol w:w="2543"/>
         <w:gridCol w:w="665"/>
         <w:gridCol w:w="1025"/>
       </w:tblGrid>
@@ -445,7 +443,6 @@
             <w:pPr>
               <w:jc w:val="center"/>
               <w:rPr>
-                <w:rFonts w:hint="eastAsia"/>
                 <w:b/>
                 <w:sz w:val="18"/>
                 <w:szCs w:val="18"/>
@@ -470,7 +467,6 @@
           <w:p>
             <w:pPr>
               <w:rPr>
-                <w:rFonts w:hint="eastAsia"/>
                 <w:sz w:val="18"/>
                 <w:szCs w:val="18"/>
               </w:rPr>
@@ -494,7 +490,6 @@
             <w:pPr>
               <w:jc w:val="center"/>
               <w:rPr>
-                <w:rFonts w:hint="eastAsia"/>
                 <w:b/>
                 <w:sz w:val="18"/>
                 <w:szCs w:val="18"/>
@@ -523,6 +518,14 @@
                 <w:szCs w:val="18"/>
               </w:rPr>
             </w:pPr>
+            <w:r>
+              <w:rPr>
+                <w:rFonts w:hint="eastAsia"/>
+                <w:sz w:val="18"/>
+                <w:szCs w:val="18"/>
+              </w:rPr>
+              <w:t>消息的发送与接收实验</w:t>
+            </w:r>
           </w:p>
         </w:tc>
         <w:tc>
@@ -535,7 +538,6 @@
               <w:ind w:leftChars="-74" w:left="-155" w:rightChars="-51" w:right="-107"/>
               <w:jc w:val="center"/>
               <w:rPr>
-                <w:rFonts w:hint="eastAsia"/>
                 <w:b/>
                 <w:sz w:val="15"/>
                 <w:szCs w:val="15"/>
@@ -570,12 +572,28 @@
             <w:pPr>
               <w:ind w:firstLineChars="50" w:firstLine="65"/>
               <w:rPr>
+                <w:sz w:val="13"/>
+                <w:szCs w:val="13"/>
+                <w:bdr w:val="single" w:sz="4" w:space="0" w:color="auto"/>
+              </w:rPr>
+            </w:pPr>
+            <w:r>
+              <w:rPr>
                 <w:rFonts w:hint="eastAsia"/>
                 <w:sz w:val="13"/>
                 <w:szCs w:val="13"/>
                 <w:bdr w:val="single" w:sz="4" w:space="0" w:color="auto"/>
               </w:rPr>
-            </w:pPr>
+              <w:t>验证</w:t>
+            </w:r>
+            <w:r>
+              <w:rPr>
+                <w:rFonts w:hint="eastAsia"/>
+                <w:sz w:val="13"/>
+                <w:szCs w:val="13"/>
+              </w:rPr>
+              <w:t xml:space="preserve">  </w:t>
+            </w:r>
             <w:r>
               <w:rPr>
                 <w:rFonts w:hint="eastAsia"/>
@@ -583,23 +601,6 @@
                 <w:szCs w:val="13"/>
                 <w:bdr w:val="single" w:sz="4" w:space="0" w:color="auto"/>
               </w:rPr>
-              <w:t>验证</w:t>
-            </w:r>
-            <w:r>
-              <w:rPr>
-                <w:rFonts w:hint="eastAsia"/>
-                <w:sz w:val="13"/>
-                <w:szCs w:val="13"/>
-              </w:rPr>
-              <w:t xml:space="preserve">  </w:t>
-            </w:r>
-            <w:r>
-              <w:rPr>
-                <w:rFonts w:hint="eastAsia"/>
-                <w:sz w:val="13"/>
-                <w:szCs w:val="13"/>
-                <w:bdr w:val="single" w:sz="4" w:space="0" w:color="auto"/>
-              </w:rPr>
               <w:t>设计</w:t>
             </w:r>
           </w:p>
@@ -607,7 +608,6 @@
             <w:pPr>
               <w:ind w:firstLineChars="50" w:firstLine="65"/>
               <w:rPr>
-                <w:rFonts w:hint="eastAsia"/>
                 <w:sz w:val="13"/>
                 <w:szCs w:val="13"/>
               </w:rPr>
@@ -653,21 +653,21 @@
           <w:p>
             <w:pPr>
               <w:rPr>
+                <w:rFonts w:ascii="楷体_GB2312" w:eastAsia="楷体_GB2312"/>
+                <w:b/>
+                <w:bCs/>
+                <w:sz w:val="18"/>
+                <w:szCs w:val="18"/>
+              </w:rPr>
+            </w:pPr>
+            <w:r>
+              <w:rPr>
                 <w:rFonts w:ascii="楷体_GB2312" w:eastAsia="楷体_GB2312" w:hint="eastAsia"/>
                 <w:b/>
                 <w:bCs/>
                 <w:sz w:val="18"/>
                 <w:szCs w:val="18"/>
               </w:rPr>
-            </w:pPr>
-            <w:r>
-              <w:rPr>
-                <w:rFonts w:ascii="楷体_GB2312" w:eastAsia="楷体_GB2312" w:hint="eastAsia"/>
-                <w:b/>
-                <w:bCs/>
-                <w:sz w:val="18"/>
-                <w:szCs w:val="18"/>
-              </w:rPr>
               <w:t>【实验目的】</w:t>
             </w:r>
           </w:p>
@@ -675,52 +675,151 @@
             <w:pPr>
               <w:ind w:left="90" w:hangingChars="50" w:hanging="90"/>
               <w:rPr>
-                <w:rFonts w:hint="eastAsia"/>
-                <w:sz w:val="18"/>
-                <w:szCs w:val="18"/>
-              </w:rPr>
-            </w:pPr>
-            <w:r>
-              <w:rPr>
-                <w:rFonts w:hint="eastAsia"/>
-                <w:sz w:val="18"/>
-                <w:szCs w:val="18"/>
-              </w:rPr>
-              <w:t xml:space="preserve"> </w:t>
-            </w:r>
-            <w:r>
-              <w:rPr>
-                <w:rFonts w:hint="eastAsia"/>
-                <w:sz w:val="18"/>
-                <w:szCs w:val="18"/>
-              </w:rPr>
-              <w:t>实验目的：</w:t>
-            </w:r>
-            <w:r>
-              <w:rPr>
-                <w:rFonts w:hint="eastAsia"/>
-                <w:sz w:val="18"/>
-                <w:szCs w:val="18"/>
-              </w:rPr>
-              <w:t xml:space="preserve"> </w:t>
+                <w:rFonts w:ascii="宋体" w:hAnsi="宋体"/>
+                <w:sz w:val="18"/>
+                <w:szCs w:val="18"/>
+              </w:rPr>
+            </w:pPr>
+            <w:r>
+              <w:rPr>
+                <w:rFonts w:ascii="宋体" w:hAnsi="宋体" w:hint="eastAsia"/>
+                <w:sz w:val="18"/>
+                <w:szCs w:val="18"/>
+              </w:rPr>
+              <w:t xml:space="preserve"> 实验目的</w:t>
+            </w:r>
+            <w:r>
+              <w:rPr>
+                <w:rFonts w:ascii="宋体" w:hAnsi="宋体" w:hint="eastAsia"/>
+                <w:sz w:val="18"/>
+                <w:szCs w:val="18"/>
+              </w:rPr>
+              <w:t>：</w:t>
+            </w:r>
+          </w:p>
+          <w:p>
+            <w:pPr>
+              <w:ind w:leftChars="50" w:left="105"/>
+              <w:rPr>
+                <w:rFonts w:ascii="宋体" w:hAnsi="宋体"/>
+                <w:sz w:val="18"/>
+                <w:szCs w:val="18"/>
+              </w:rPr>
+            </w:pPr>
+            <w:r>
+              <w:rPr>
+                <w:rFonts w:ascii="宋体" w:hAnsi="宋体" w:hint="eastAsia"/>
+                <w:sz w:val="18"/>
+                <w:szCs w:val="18"/>
+              </w:rPr>
+              <w:t xml:space="preserve">1、了解什么是消息。 </w:t>
+            </w:r>
+          </w:p>
+          <w:p>
+            <w:pPr>
+              <w:ind w:leftChars="50" w:left="105"/>
+              <w:rPr>
+                <w:rFonts w:ascii="宋体" w:hAnsi="宋体"/>
+                <w:sz w:val="18"/>
+                <w:szCs w:val="18"/>
+              </w:rPr>
+            </w:pPr>
+            <w:r>
+              <w:rPr>
+                <w:rFonts w:ascii="宋体" w:hAnsi="宋体" w:hint="eastAsia"/>
+                <w:sz w:val="18"/>
+                <w:szCs w:val="18"/>
+              </w:rPr>
+              <w:t xml:space="preserve">2、熟悉消息传送机理。 </w:t>
+            </w:r>
+          </w:p>
+          <w:p>
+            <w:pPr>
+              <w:ind w:leftChars="50" w:left="105"/>
+              <w:rPr>
+                <w:rFonts w:ascii="宋体" w:hAnsi="宋体"/>
+                <w:sz w:val="18"/>
+                <w:szCs w:val="18"/>
+              </w:rPr>
+            </w:pPr>
+            <w:r>
+              <w:rPr>
+                <w:rFonts w:ascii="宋体" w:hAnsi="宋体" w:hint="eastAsia"/>
+                <w:sz w:val="18"/>
+                <w:szCs w:val="18"/>
+              </w:rPr>
+              <w:t>3、编程实现消息的发送与接收。</w:t>
             </w:r>
           </w:p>
           <w:p>
             <w:pPr>
               <w:ind w:firstLineChars="50" w:firstLine="90"/>
               <w:rPr>
-                <w:rFonts w:hint="eastAsia"/>
-                <w:sz w:val="18"/>
-                <w:szCs w:val="18"/>
-              </w:rPr>
-            </w:pPr>
-            <w:r>
-              <w:rPr>
-                <w:rFonts w:hint="eastAsia"/>
+                <w:rFonts w:ascii="宋体" w:hAnsi="宋体"/>
+                <w:sz w:val="18"/>
+                <w:szCs w:val="18"/>
+              </w:rPr>
+            </w:pPr>
+            <w:r>
+              <w:rPr>
+                <w:rFonts w:ascii="宋体" w:hAnsi="宋体" w:hint="eastAsia"/>
                 <w:sz w:val="18"/>
                 <w:szCs w:val="18"/>
               </w:rPr>
               <w:t>实验要求：</w:t>
+            </w:r>
+          </w:p>
+          <w:p>
+            <w:pPr>
+              <w:ind w:firstLineChars="50" w:firstLine="90"/>
+              <w:rPr>
+                <w:rFonts w:ascii="宋体" w:hAnsi="宋体" w:hint="eastAsia"/>
+                <w:sz w:val="18"/>
+                <w:szCs w:val="18"/>
+              </w:rPr>
+            </w:pPr>
+            <w:r>
+              <w:rPr>
+                <w:rFonts w:ascii="宋体" w:hAnsi="宋体" w:hint="eastAsia"/>
+                <w:sz w:val="18"/>
+                <w:szCs w:val="18"/>
+              </w:rPr>
+              <w:t xml:space="preserve">1、列出调试通过程序的清单，分析运行结果。 </w:t>
+            </w:r>
+          </w:p>
+          <w:p>
+            <w:pPr>
+              <w:ind w:firstLineChars="50" w:firstLine="90"/>
+              <w:rPr>
+                <w:rFonts w:ascii="宋体" w:hAnsi="宋体" w:hint="eastAsia"/>
+                <w:sz w:val="18"/>
+                <w:szCs w:val="18"/>
+              </w:rPr>
+            </w:pPr>
+            <w:r>
+              <w:rPr>
+                <w:rFonts w:ascii="宋体" w:hAnsi="宋体" w:hint="eastAsia"/>
+                <w:sz w:val="18"/>
+                <w:szCs w:val="18"/>
+              </w:rPr>
+              <w:t xml:space="preserve">2、给出必要的程序设计思路和方法（或列出流程图）。 </w:t>
+            </w:r>
+          </w:p>
+          <w:p>
+            <w:pPr>
+              <w:ind w:firstLineChars="50" w:firstLine="90"/>
+              <w:rPr>
+                <w:sz w:val="18"/>
+                <w:szCs w:val="18"/>
+              </w:rPr>
+            </w:pPr>
+            <w:r>
+              <w:rPr>
+                <w:rFonts w:ascii="宋体" w:hAnsi="宋体" w:hint="eastAsia"/>
+                <w:sz w:val="18"/>
+                <w:szCs w:val="18"/>
+              </w:rPr>
+              <w:t>3、总结上机调试过程中所遇到的问题和解决方法及感想。</w:t>
             </w:r>
           </w:p>
         </w:tc>
@@ -737,7 +836,6 @@
           <w:p>
             <w:pPr>
               <w:rPr>
-                <w:rFonts w:hint="eastAsia"/>
                 <w:sz w:val="18"/>
                 <w:szCs w:val="18"/>
               </w:rPr>
@@ -756,11 +854,292 @@
           <w:p>
             <w:pPr>
               <w:rPr>
+                <w:sz w:val="18"/>
+                <w:szCs w:val="18"/>
+              </w:rPr>
+            </w:pPr>
+            <w:r>
+              <w:rPr>
                 <w:rFonts w:hint="eastAsia"/>
-                <w:sz w:val="18"/>
-                <w:szCs w:val="18"/>
-              </w:rPr>
-            </w:pPr>
+                <w:b/>
+                <w:bCs/>
+                <w:sz w:val="18"/>
+                <w:szCs w:val="18"/>
+              </w:rPr>
+              <w:t>1.</w:t>
+            </w:r>
+            <w:r>
+              <w:rPr>
+                <w:rFonts w:hint="eastAsia"/>
+                <w:b/>
+                <w:bCs/>
+                <w:sz w:val="18"/>
+                <w:szCs w:val="18"/>
+              </w:rPr>
+              <w:t>消息的创建、发送和接收</w:t>
+            </w:r>
+            <w:r>
+              <w:rPr>
+                <w:rFonts w:hint="eastAsia"/>
+                <w:sz w:val="18"/>
+                <w:szCs w:val="18"/>
+              </w:rPr>
+              <w:t>：</w:t>
+            </w:r>
+            <w:r>
+              <w:rPr>
+                <w:rFonts w:hint="eastAsia"/>
+                <w:sz w:val="18"/>
+                <w:szCs w:val="18"/>
+              </w:rPr>
+              <w:t xml:space="preserve"> </w:t>
+            </w:r>
+          </w:p>
+          <w:p>
+            <w:pPr>
+              <w:rPr>
+                <w:rFonts w:hint="eastAsia"/>
+                <w:sz w:val="18"/>
+                <w:szCs w:val="18"/>
+              </w:rPr>
+            </w:pPr>
+            <w:r>
+              <w:rPr>
+                <w:rFonts w:hint="eastAsia"/>
+                <w:sz w:val="18"/>
+                <w:szCs w:val="18"/>
+              </w:rPr>
+              <w:t>编制两个程序</w:t>
+            </w:r>
+            <w:r>
+              <w:rPr>
+                <w:rFonts w:hint="eastAsia"/>
+                <w:sz w:val="18"/>
+                <w:szCs w:val="18"/>
+              </w:rPr>
+              <w:t xml:space="preserve"> client.c </w:t>
+            </w:r>
+            <w:r>
+              <w:rPr>
+                <w:rFonts w:hint="eastAsia"/>
+                <w:sz w:val="18"/>
+                <w:szCs w:val="18"/>
+              </w:rPr>
+              <w:t>和</w:t>
+            </w:r>
+            <w:r>
+              <w:rPr>
+                <w:rFonts w:hint="eastAsia"/>
+                <w:sz w:val="18"/>
+                <w:szCs w:val="18"/>
+              </w:rPr>
+              <w:t xml:space="preserve"> server.c</w:t>
+            </w:r>
+            <w:r>
+              <w:rPr>
+                <w:rFonts w:hint="eastAsia"/>
+                <w:sz w:val="18"/>
+                <w:szCs w:val="18"/>
+              </w:rPr>
+              <w:t>。</w:t>
+            </w:r>
+          </w:p>
+          <w:p>
+            <w:pPr>
+              <w:rPr>
+                <w:rFonts w:hint="eastAsia"/>
+                <w:sz w:val="18"/>
+                <w:szCs w:val="18"/>
+              </w:rPr>
+            </w:pPr>
+            <w:r>
+              <w:rPr>
+                <w:rFonts w:hint="eastAsia"/>
+                <w:sz w:val="18"/>
+                <w:szCs w:val="18"/>
+              </w:rPr>
+              <w:t xml:space="preserve">server </w:t>
+            </w:r>
+            <w:r>
+              <w:rPr>
+                <w:rFonts w:hint="eastAsia"/>
+                <w:sz w:val="18"/>
+                <w:szCs w:val="18"/>
+              </w:rPr>
+              <w:t>建立一个</w:t>
+            </w:r>
+            <w:r>
+              <w:rPr>
+                <w:rFonts w:hint="eastAsia"/>
+                <w:sz w:val="18"/>
+                <w:szCs w:val="18"/>
+              </w:rPr>
+              <w:t xml:space="preserve"> Key </w:t>
+            </w:r>
+            <w:r>
+              <w:rPr>
+                <w:rFonts w:hint="eastAsia"/>
+                <w:sz w:val="18"/>
+                <w:szCs w:val="18"/>
+              </w:rPr>
+              <w:t>为</w:t>
+            </w:r>
+            <w:r>
+              <w:rPr>
+                <w:rFonts w:hint="eastAsia"/>
+                <w:sz w:val="18"/>
+                <w:szCs w:val="18"/>
+              </w:rPr>
+              <w:t xml:space="preserve"> 75 </w:t>
+            </w:r>
+            <w:r>
+              <w:rPr>
+                <w:rFonts w:hint="eastAsia"/>
+                <w:sz w:val="18"/>
+                <w:szCs w:val="18"/>
+              </w:rPr>
+              <w:t>的消息队列，等待接收消息。当接收到类型为</w:t>
+            </w:r>
+            <w:r>
+              <w:rPr>
+                <w:rFonts w:hint="eastAsia"/>
+                <w:sz w:val="18"/>
+                <w:szCs w:val="18"/>
+              </w:rPr>
+              <w:t xml:space="preserve"> 1 </w:t>
+            </w:r>
+            <w:r>
+              <w:rPr>
+                <w:rFonts w:hint="eastAsia"/>
+                <w:sz w:val="18"/>
+                <w:szCs w:val="18"/>
+              </w:rPr>
+              <w:t>的消息时，取消该队列并退出。</w:t>
+            </w:r>
+            <w:r>
+              <w:rPr>
+                <w:rFonts w:hint="eastAsia"/>
+                <w:sz w:val="18"/>
+                <w:szCs w:val="18"/>
+              </w:rPr>
+              <w:t xml:space="preserve">client </w:t>
+            </w:r>
+            <w:r>
+              <w:rPr>
+                <w:rFonts w:hint="eastAsia"/>
+                <w:sz w:val="18"/>
+                <w:szCs w:val="18"/>
+              </w:rPr>
+              <w:t>使用该消息队列，先后发送类型从</w:t>
+            </w:r>
+            <w:r>
+              <w:rPr>
+                <w:rFonts w:hint="eastAsia"/>
+                <w:sz w:val="18"/>
+                <w:szCs w:val="18"/>
+              </w:rPr>
+              <w:t xml:space="preserve"> 10 </w:t>
+            </w:r>
+            <w:r>
+              <w:rPr>
+                <w:rFonts w:hint="eastAsia"/>
+                <w:sz w:val="18"/>
+                <w:szCs w:val="18"/>
+              </w:rPr>
+              <w:t>到</w:t>
+            </w:r>
+            <w:r>
+              <w:rPr>
+                <w:rFonts w:hint="eastAsia"/>
+                <w:sz w:val="18"/>
+                <w:szCs w:val="18"/>
+              </w:rPr>
+              <w:t xml:space="preserve"> 1 </w:t>
+            </w:r>
+            <w:r>
+              <w:rPr>
+                <w:rFonts w:hint="eastAsia"/>
+                <w:sz w:val="18"/>
+                <w:szCs w:val="18"/>
+              </w:rPr>
+              <w:t>的消息，最后退出。</w:t>
+            </w:r>
+          </w:p>
+          <w:p>
+            <w:pPr>
+              <w:rPr>
+                <w:sz w:val="18"/>
+                <w:szCs w:val="18"/>
+              </w:rPr>
+            </w:pPr>
+            <w:r>
+              <w:rPr>
+                <w:rFonts w:hint="eastAsia"/>
+                <w:b/>
+                <w:bCs/>
+                <w:sz w:val="18"/>
+                <w:szCs w:val="18"/>
+              </w:rPr>
+              <w:t>2.</w:t>
+            </w:r>
+            <w:r>
+              <w:rPr>
+                <w:rFonts w:hint="eastAsia"/>
+                <w:b/>
+                <w:bCs/>
+                <w:sz w:val="18"/>
+                <w:szCs w:val="18"/>
+              </w:rPr>
+              <w:t>父子进程间的消息通信</w:t>
+            </w:r>
+            <w:r>
+              <w:rPr>
+                <w:rFonts w:hint="eastAsia"/>
+                <w:sz w:val="18"/>
+                <w:szCs w:val="18"/>
+              </w:rPr>
+              <w:t>：</w:t>
+            </w:r>
+            <w:r>
+              <w:rPr>
+                <w:rFonts w:hint="eastAsia"/>
+                <w:sz w:val="18"/>
+                <w:szCs w:val="18"/>
+              </w:rPr>
+              <w:t xml:space="preserve"> </w:t>
+            </w:r>
+          </w:p>
+          <w:p>
+            <w:pPr>
+              <w:rPr>
+                <w:sz w:val="18"/>
+                <w:szCs w:val="18"/>
+              </w:rPr>
+            </w:pPr>
+            <w:r>
+              <w:rPr>
+                <w:rFonts w:hint="eastAsia"/>
+                <w:sz w:val="18"/>
+                <w:szCs w:val="18"/>
+              </w:rPr>
+              <w:t>在父进程中创建一个消息队列，使用</w:t>
+            </w:r>
+            <w:r>
+              <w:rPr>
+                <w:rFonts w:hint="eastAsia"/>
+                <w:sz w:val="18"/>
+                <w:szCs w:val="18"/>
+              </w:rPr>
+              <w:t xml:space="preserve"> fork() </w:t>
+            </w:r>
+            <w:r>
+              <w:rPr>
+                <w:rFonts w:hint="eastAsia"/>
+                <w:sz w:val="18"/>
+                <w:szCs w:val="18"/>
+              </w:rPr>
+              <w:t>创建一个子进程。子进程将一条消息发送至队列，父进程从队列中接收该消息并显示在屏幕上。</w:t>
+            </w:r>
           </w:p>
         </w:tc>
       </w:tr>
@@ -776,7 +1155,6 @@
           <w:p>
             <w:pPr>
               <w:rPr>
-                <w:rFonts w:hint="eastAsia"/>
                 <w:sz w:val="18"/>
                 <w:szCs w:val="18"/>
               </w:rPr>
@@ -804,17 +1182,24 @@
             <w:pPr>
               <w:ind w:firstLineChars="50" w:firstLine="90"/>
               <w:rPr>
+                <w:sz w:val="18"/>
+                <w:szCs w:val="18"/>
+              </w:rPr>
+            </w:pPr>
+            <w:r>
+              <w:rPr>
+                <w:sz w:val="18"/>
+                <w:szCs w:val="18"/>
+              </w:rPr>
+              <w:t>P</w:t>
+            </w:r>
+            <w:r>
+              <w:rPr>
                 <w:rFonts w:hint="eastAsia"/>
                 <w:sz w:val="18"/>
                 <w:szCs w:val="18"/>
               </w:rPr>
-            </w:pPr>
-            <w:r>
-              <w:rPr>
-                <w:sz w:val="18"/>
-                <w:szCs w:val="18"/>
-              </w:rPr>
-              <w:t>P</w:t>
+              <w:t>c</w:t>
             </w:r>
             <w:r>
               <w:rPr>
@@ -822,7 +1207,7 @@
                 <w:sz w:val="18"/>
                 <w:szCs w:val="18"/>
               </w:rPr>
-              <w:t>c</w:t>
+              <w:t>电脑</w:t>
             </w:r>
             <w:r>
               <w:rPr>
@@ -830,7 +1215,7 @@
                 <w:sz w:val="18"/>
                 <w:szCs w:val="18"/>
               </w:rPr>
-              <w:t>电脑一台</w:t>
+              <w:t>；</w:t>
             </w:r>
             <w:r>
               <w:rPr>
@@ -838,7 +1223,7 @@
                 <w:sz w:val="18"/>
                 <w:szCs w:val="18"/>
               </w:rPr>
-              <w:t xml:space="preserve"> </w:t>
+              <w:t>Linux</w:t>
             </w:r>
             <w:r>
               <w:rPr>
@@ -846,14 +1231,30 @@
                 <w:sz w:val="18"/>
                 <w:szCs w:val="18"/>
               </w:rPr>
-              <w:t>linux</w:t>
+              <w:t>系统（</w:t>
+            </w:r>
+            <w:r>
+              <w:rPr>
+                <w:rFonts w:hint="eastAsia"/>
+                <w:sz w:val="18"/>
+                <w:szCs w:val="18"/>
+              </w:rPr>
+              <w:t>Ubuntu20.04</w:t>
+            </w:r>
+            <w:r>
+              <w:rPr>
+                <w:rFonts w:hint="eastAsia"/>
+                <w:sz w:val="18"/>
+                <w:szCs w:val="18"/>
+              </w:rPr>
+              <w:t>）</w:t>
             </w:r>
           </w:p>
         </w:tc>
       </w:tr>
       <w:tr>
         <w:trPr>
-          <w:trHeight w:val="2686"/>
+          <w:trHeight w:val="2033"/>
         </w:trPr>
         <w:tc>
           <w:tcPr>
@@ -866,20 +1267,34 @@
                 <w:tab w:val="left" w:pos="5970"/>
               </w:tabs>
               <w:rPr>
+                <w:sz w:val="15"/>
+                <w:szCs w:val="15"/>
+              </w:rPr>
+            </w:pPr>
+            <w:r>
+              <w:rPr>
+                <w:rFonts w:ascii="楷体_GB2312" w:eastAsia="楷体_GB2312" w:hint="eastAsia"/>
+                <w:b/>
+                <w:bCs/>
+                <w:sz w:val="18"/>
+                <w:szCs w:val="18"/>
+              </w:rPr>
+              <w:t>【实验步骤、过程】</w:t>
+            </w:r>
+            <w:r>
+              <w:rPr>
                 <w:rFonts w:hint="eastAsia"/>
                 <w:sz w:val="15"/>
                 <w:szCs w:val="15"/>
               </w:rPr>
-            </w:pPr>
-            <w:r>
-              <w:rPr>
-                <w:rFonts w:ascii="楷体_GB2312" w:eastAsia="楷体_GB2312" w:hint="eastAsia"/>
-                <w:b/>
-                <w:bCs/>
-                <w:sz w:val="18"/>
-                <w:szCs w:val="18"/>
-              </w:rPr>
-              <w:t>【实验步骤、过程】</w:t>
+              <w:t>（含原理图、</w:t>
+            </w:r>
+            <w:r>
+              <w:rPr>
+                <w:sz w:val="15"/>
+                <w:szCs w:val="15"/>
+              </w:rPr>
+              <w:t>流程图</w:t>
             </w:r>
             <w:r>
               <w:rPr>
@@ -887,27 +1302,12 @@
                 <w:sz w:val="15"/>
                 <w:szCs w:val="15"/>
               </w:rPr>
-              <w:t>（含原理图、</w:t>
-            </w:r>
-            <w:r>
-              <w:rPr>
-                <w:sz w:val="15"/>
-                <w:szCs w:val="15"/>
-              </w:rPr>
-              <w:t>流程图</w:t>
-            </w:r>
-            <w:r>
-              <w:rPr>
-                <w:rFonts w:hint="eastAsia"/>
-                <w:sz w:val="15"/>
-                <w:szCs w:val="15"/>
-              </w:rPr>
               <w:t>、关键代码，或实验过程中的记录、数据等）</w:t>
             </w:r>
           </w:p>
           <w:p>
             <w:pPr>
-              <w:pStyle w:val="ac"/>
+              <w:pStyle w:val="ad"/>
               <w:rPr>
                 <w:rFonts w:hAnsi="宋体"/>
                 <w:sz w:val="18"/>
@@ -917,53 +1317,1418 @@
             <w:r>
               <w:rPr>
                 <w:rFonts w:hAnsi="宋体" w:hint="eastAsia"/>
-                <w:sz w:val="18"/>
-                <w:szCs w:val="18"/>
-              </w:rPr>
-              <w:t>内容:</w:t>
-            </w:r>
-          </w:p>
-          <w:p>
-            <w:pPr>
-              <w:pStyle w:val="ac"/>
+                <w:b/>
+                <w:bCs/>
+                <w:sz w:val="18"/>
+                <w:szCs w:val="18"/>
+              </w:rPr>
+              <w:t>实验原理</w:t>
+            </w:r>
+            <w:r>
               <w:rPr>
                 <w:rFonts w:hAnsi="宋体" w:hint="eastAsia"/>
                 <w:sz w:val="18"/>
                 <w:szCs w:val="18"/>
               </w:rPr>
-            </w:pPr>
-            <w:r>
-              <w:rPr>
-                <w:rFonts w:hint="eastAsia"/>
-                <w:sz w:val="18"/>
-                <w:szCs w:val="18"/>
-              </w:rPr>
-              <w:t xml:space="preserve">实验步骤： </w:t>
-            </w:r>
-          </w:p>
-          <w:p>
-            <w:pPr>
+              <w:t>：消息队列是 Linux 内核提供的一种进程间通信（IPC）机制。它是一个链表，存放在内核中并由消息队列标识符（ID）标识。与管道不同，消息队列可以实现随机查询，进程可以按照消息的类型读取数据，而不仅仅是先进先出。</w:t>
+            </w:r>
+          </w:p>
+          <w:p>
+            <w:pPr>
+              <w:rPr>
+                <w:rFonts w:ascii="宋体" w:hAnsi="宋体"/>
+                <w:b/>
+                <w:bCs/>
+                <w:sz w:val="18"/>
+                <w:szCs w:val="18"/>
+              </w:rPr>
+            </w:pPr>
+            <w:r>
               <w:rPr>
                 <w:rFonts w:ascii="宋体" w:hAnsi="宋体" w:hint="eastAsia"/>
-                <w:sz w:val="18"/>
-                <w:szCs w:val="18"/>
-              </w:rPr>
-            </w:pPr>
+                <w:b/>
+                <w:bCs/>
+                <w:sz w:val="18"/>
+                <w:szCs w:val="18"/>
+              </w:rPr>
+              <w:t>实验内容一：Client/Serve</w:t>
+            </w:r>
             <w:r>
               <w:rPr>
                 <w:rFonts w:ascii="宋体" w:hAnsi="宋体" w:hint="eastAsia"/>
-                <w:sz w:val="18"/>
-                <w:szCs w:val="18"/>
-              </w:rPr>
-              <w:t>程序说明及实现</w:t>
+                <w:b/>
+                <w:bCs/>
+                <w:sz w:val="18"/>
+                <w:szCs w:val="18"/>
+              </w:rPr>
+              <w:t xml:space="preserve">r </w:t>
             </w:r>
             <w:r>
               <w:rPr>
                 <w:rFonts w:ascii="宋体" w:hAnsi="宋体" w:hint="eastAsia"/>
-                <w:sz w:val="18"/>
-                <w:szCs w:val="18"/>
-              </w:rPr>
-              <w:t>：</w:t>
+                <w:b/>
+                <w:bCs/>
+                <w:sz w:val="18"/>
+                <w:szCs w:val="18"/>
+              </w:rPr>
+              <w:t>通信</w:t>
+            </w:r>
+          </w:p>
+          <w:p>
+            <w:pPr>
+              <w:rPr>
+                <w:rFonts w:ascii="宋体" w:hAnsi="宋体" w:hint="eastAsia"/>
+                <w:sz w:val="18"/>
+                <w:szCs w:val="18"/>
+              </w:rPr>
+            </w:pPr>
+            <w:r>
+              <w:rPr>
+                <w:rFonts w:ascii="宋体" w:hAnsi="宋体" w:hint="eastAsia"/>
+                <w:b/>
+                <w:bCs/>
+                <w:sz w:val="18"/>
+                <w:szCs w:val="18"/>
+              </w:rPr>
+              <w:t>(1) Server 端关键代码 (server.c)</w:t>
+            </w:r>
+            <w:r>
+              <w:rPr>
+                <w:rFonts w:ascii="宋体" w:hAnsi="宋体" w:hint="eastAsia"/>
+                <w:sz w:val="18"/>
+                <w:szCs w:val="18"/>
+              </w:rPr>
+              <w:t>： 负责创建队列，循环接收数据，并在收到结束信号后清理资源。</w:t>
+            </w:r>
+          </w:p>
+          <w:p>
+            <w:pPr>
+              <w:rPr>
+                <w:rFonts w:ascii="宋体" w:hAnsi="宋体"/>
+                <w:sz w:val="18"/>
+                <w:szCs w:val="18"/>
+              </w:rPr>
+            </w:pPr>
+            <w:r>
+              <w:rPr>
+                <w:rFonts w:ascii="宋体" w:hAnsi="宋体"/>
+                <w:sz w:val="18"/>
+                <w:szCs w:val="18"/>
+              </w:rPr>
+              <w:t>#include &lt;stdio.h&gt;</w:t>
+            </w:r>
+          </w:p>
+          <w:p>
+            <w:pPr>
+              <w:rPr>
+                <w:rFonts w:ascii="宋体" w:hAnsi="宋体"/>
+                <w:sz w:val="18"/>
+                <w:szCs w:val="18"/>
+              </w:rPr>
+            </w:pPr>
+            <w:r>
+              <w:rPr>
+                <w:rFonts w:ascii="宋体" w:hAnsi="宋体"/>
+                <w:sz w:val="18"/>
+                <w:szCs w:val="18"/>
+              </w:rPr>
+              <w:t>#include &lt;stdlib.h&gt;</w:t>
+            </w:r>
+          </w:p>
+          <w:p>
+            <w:pPr>
+              <w:rPr>
+                <w:rFonts w:ascii="宋体" w:hAnsi="宋体"/>
+                <w:sz w:val="18"/>
+                <w:szCs w:val="18"/>
+              </w:rPr>
+            </w:pPr>
+            <w:r>
+              <w:rPr>
+                <w:rFonts w:ascii="宋体" w:hAnsi="宋体"/>
+                <w:sz w:val="18"/>
+                <w:szCs w:val="18"/>
+              </w:rPr>
+              <w:t>#include &lt;sys/types.h&gt;</w:t>
+            </w:r>
+          </w:p>
+          <w:p>
+            <w:pPr>
+              <w:rPr>
+                <w:rFonts w:ascii="宋体" w:hAnsi="宋体"/>
+                <w:sz w:val="18"/>
+                <w:szCs w:val="18"/>
+              </w:rPr>
+            </w:pPr>
+            <w:r>
+              <w:rPr>
+                <w:rFonts w:ascii="宋体" w:hAnsi="宋体"/>
+                <w:sz w:val="18"/>
+                <w:szCs w:val="18"/>
+              </w:rPr>
+              <w:lastRenderedPageBreak/>
+              <w:t>#include &lt;sys/msg.h&gt;</w:t>
+            </w:r>
+          </w:p>
+          <w:p>
+            <w:pPr>
+              <w:rPr>
+                <w:rFonts w:ascii="宋体" w:hAnsi="宋体"/>
+                <w:sz w:val="18"/>
+                <w:szCs w:val="18"/>
+              </w:rPr>
+            </w:pPr>
+            <w:r>
+              <w:rPr>
+                <w:rFonts w:ascii="宋体" w:hAnsi="宋体"/>
+                <w:sz w:val="18"/>
+                <w:szCs w:val="18"/>
+              </w:rPr>
+              <w:t>#include &lt;sys/ipc.h&gt;</w:t>
+            </w:r>
+          </w:p>
+          <w:p>
+            <w:pPr>
+              <w:rPr>
+                <w:rFonts w:ascii="宋体" w:hAnsi="宋体" w:hint="eastAsia"/>
+                <w:sz w:val="18"/>
+                <w:szCs w:val="18"/>
+              </w:rPr>
+            </w:pPr>
+            <w:r>
+              <w:rPr>
+                <w:rFonts w:ascii="宋体" w:hAnsi="宋体"/>
+                <w:sz w:val="18"/>
+                <w:szCs w:val="18"/>
+              </w:rPr>
+              <w:t xml:space="preserve">#define MSGKEY 75 </w:t>
+            </w:r>
+          </w:p>
+          <w:p>
+            <w:pPr>
+              <w:rPr>
+                <w:rFonts w:ascii="宋体" w:hAnsi="宋体"/>
+                <w:sz w:val="18"/>
+                <w:szCs w:val="18"/>
+              </w:rPr>
+            </w:pPr>
+            <w:r>
+              <w:rPr>
+                <w:rFonts w:ascii="宋体" w:hAnsi="宋体"/>
+                <w:sz w:val="18"/>
+                <w:szCs w:val="18"/>
+              </w:rPr>
+              <w:t>struct msgform {</w:t>
+            </w:r>
+          </w:p>
+          <w:p>
+            <w:pPr>
+              <w:rPr>
+                <w:rFonts w:ascii="宋体" w:hAnsi="宋体"/>
+                <w:sz w:val="18"/>
+                <w:szCs w:val="18"/>
+              </w:rPr>
+            </w:pPr>
+            <w:r>
+              <w:rPr>
+                <w:rFonts w:ascii="宋体" w:hAnsi="宋体"/>
+                <w:sz w:val="18"/>
+                <w:szCs w:val="18"/>
+              </w:rPr>
+              <w:t xml:space="preserve">    long mtype; </w:t>
+            </w:r>
+          </w:p>
+          <w:p>
+            <w:pPr>
+              <w:rPr>
+                <w:rFonts w:ascii="宋体" w:hAnsi="宋体"/>
+                <w:sz w:val="18"/>
+                <w:szCs w:val="18"/>
+              </w:rPr>
+            </w:pPr>
+            <w:r>
+              <w:rPr>
+                <w:rFonts w:ascii="宋体" w:hAnsi="宋体"/>
+                <w:sz w:val="18"/>
+                <w:szCs w:val="18"/>
+              </w:rPr>
+              <w:t xml:space="preserve">    char mtext[1000]; </w:t>
+            </w:r>
+          </w:p>
+          <w:p>
+            <w:pPr>
+              <w:rPr>
+                <w:rFonts w:ascii="宋体" w:hAnsi="宋体" w:hint="eastAsia"/>
+                <w:sz w:val="18"/>
+                <w:szCs w:val="18"/>
+              </w:rPr>
+            </w:pPr>
+            <w:r>
+              <w:rPr>
+                <w:rFonts w:ascii="宋体" w:hAnsi="宋体"/>
+                <w:sz w:val="18"/>
+                <w:szCs w:val="18"/>
+              </w:rPr>
+              <w:t xml:space="preserve">} msg; </w:t>
+            </w:r>
+          </w:p>
+          <w:p>
+            <w:pPr>
+              <w:rPr>
+                <w:rFonts w:ascii="宋体" w:hAnsi="宋体"/>
+                <w:sz w:val="18"/>
+                <w:szCs w:val="18"/>
+              </w:rPr>
+            </w:pPr>
+            <w:r>
+              <w:rPr>
+                <w:rFonts w:ascii="宋体" w:hAnsi="宋体"/>
+                <w:sz w:val="18"/>
+                <w:szCs w:val="18"/>
+              </w:rPr>
+              <w:t>int main() {</w:t>
+            </w:r>
+          </w:p>
+          <w:p>
+            <w:pPr>
+              <w:rPr>
+                <w:rFonts w:ascii="宋体" w:hAnsi="宋体"/>
+                <w:sz w:val="18"/>
+                <w:szCs w:val="18"/>
+              </w:rPr>
+            </w:pPr>
+            <w:r>
+              <w:rPr>
+                <w:rFonts w:ascii="宋体" w:hAnsi="宋体"/>
+                <w:sz w:val="18"/>
+                <w:szCs w:val="18"/>
+              </w:rPr>
+              <w:t xml:space="preserve">    int msgqid;</w:t>
+            </w:r>
+          </w:p>
+          <w:p>
+            <w:pPr>
+              <w:rPr>
+                <w:rFonts w:ascii="宋体" w:hAnsi="宋体" w:hint="eastAsia"/>
+                <w:sz w:val="18"/>
+                <w:szCs w:val="18"/>
+              </w:rPr>
+            </w:pPr>
+            <w:r>
+              <w:rPr>
+                <w:rFonts w:ascii="宋体" w:hAnsi="宋体" w:hint="eastAsia"/>
+                <w:sz w:val="18"/>
+                <w:szCs w:val="18"/>
+              </w:rPr>
+              <w:t xml:space="preserve">    // 创建消息队列</w:t>
+            </w:r>
+          </w:p>
+          <w:p>
+            <w:pPr>
+              <w:rPr>
+                <w:rFonts w:ascii="宋体" w:hAnsi="宋体"/>
+                <w:sz w:val="18"/>
+                <w:szCs w:val="18"/>
+              </w:rPr>
+            </w:pPr>
+            <w:r>
+              <w:rPr>
+                <w:rFonts w:ascii="宋体" w:hAnsi="宋体"/>
+                <w:sz w:val="18"/>
+                <w:szCs w:val="18"/>
+              </w:rPr>
+              <w:t xml:space="preserve">    msgqid = msgget(MSGKEY, 0777 | IPC_CREAT); </w:t>
+            </w:r>
+          </w:p>
+          <w:p>
+            <w:pPr>
+              <w:rPr>
+                <w:rFonts w:ascii="宋体" w:hAnsi="宋体" w:hint="eastAsia"/>
+                <w:sz w:val="18"/>
+                <w:szCs w:val="18"/>
+              </w:rPr>
+            </w:pPr>
+            <w:r>
+              <w:rPr>
+                <w:rFonts w:ascii="宋体" w:hAnsi="宋体"/>
+                <w:sz w:val="18"/>
+                <w:szCs w:val="18"/>
+              </w:rPr>
+              <w:t xml:space="preserve">    printf("Server: Queue created (ID: %d).\n", msgqid);</w:t>
+            </w:r>
+          </w:p>
+          <w:p>
+            <w:pPr>
+              <w:rPr>
+                <w:rFonts w:ascii="宋体" w:hAnsi="宋体"/>
+                <w:sz w:val="18"/>
+                <w:szCs w:val="18"/>
+              </w:rPr>
+            </w:pPr>
+            <w:r>
+              <w:rPr>
+                <w:rFonts w:ascii="宋体" w:hAnsi="宋体"/>
+                <w:sz w:val="18"/>
+                <w:szCs w:val="18"/>
+              </w:rPr>
+              <w:t xml:space="preserve">    do {</w:t>
+            </w:r>
+          </w:p>
+          <w:p>
+            <w:pPr>
+              <w:rPr>
+                <w:rFonts w:ascii="宋体" w:hAnsi="宋体" w:hint="eastAsia"/>
+                <w:sz w:val="18"/>
+                <w:szCs w:val="18"/>
+              </w:rPr>
+            </w:pPr>
+            <w:r>
+              <w:rPr>
+                <w:rFonts w:ascii="宋体" w:hAnsi="宋体" w:hint="eastAsia"/>
+                <w:sz w:val="18"/>
+                <w:szCs w:val="18"/>
+              </w:rPr>
+              <w:t xml:space="preserve">        msgrcv(msgqid, &amp;msg, 1024, 0, 0); // 接收消息</w:t>
+            </w:r>
+          </w:p>
+          <w:p>
+            <w:pPr>
+              <w:rPr>
+                <w:rFonts w:ascii="宋体" w:hAnsi="宋体"/>
+                <w:sz w:val="18"/>
+                <w:szCs w:val="18"/>
+              </w:rPr>
+            </w:pPr>
+            <w:r>
+              <w:rPr>
+                <w:rFonts w:ascii="宋体" w:hAnsi="宋体"/>
+                <w:sz w:val="18"/>
+                <w:szCs w:val="18"/>
+              </w:rPr>
+              <w:t xml:space="preserve">        printf("(server) received message type: %ld\n", msg.mtype);</w:t>
+            </w:r>
+          </w:p>
+          <w:p>
+            <w:pPr>
+              <w:rPr>
+                <w:rFonts w:ascii="宋体" w:hAnsi="宋体" w:hint="eastAsia"/>
+                <w:sz w:val="18"/>
+                <w:szCs w:val="18"/>
+              </w:rPr>
+            </w:pPr>
+            <w:r>
+              <w:rPr>
+                <w:rFonts w:ascii="宋体" w:hAnsi="宋体" w:hint="eastAsia"/>
+                <w:sz w:val="18"/>
+                <w:szCs w:val="18"/>
+              </w:rPr>
+              <w:t xml:space="preserve">    } while (msg.mtype != 1); // 类型为1时退出循环</w:t>
+            </w:r>
+          </w:p>
+          <w:p>
+            <w:pPr>
+              <w:rPr>
+                <w:rFonts w:ascii="宋体" w:hAnsi="宋体" w:hint="eastAsia"/>
+                <w:sz w:val="18"/>
+                <w:szCs w:val="18"/>
+              </w:rPr>
+            </w:pPr>
+            <w:r>
+              <w:rPr>
+                <w:rFonts w:ascii="宋体" w:hAnsi="宋体" w:hint="eastAsia"/>
+                <w:sz w:val="18"/>
+                <w:szCs w:val="18"/>
+              </w:rPr>
+              <w:t xml:space="preserve">    msgctl(msgqid, IPC_RMID, 0); // 删除消息队列</w:t>
+            </w:r>
+          </w:p>
+          <w:p>
+            <w:pPr>
+              <w:rPr>
+                <w:rFonts w:ascii="宋体" w:hAnsi="宋体"/>
+                <w:sz w:val="18"/>
+                <w:szCs w:val="18"/>
+              </w:rPr>
+            </w:pPr>
+            <w:r>
+              <w:rPr>
+                <w:rFonts w:ascii="宋体" w:hAnsi="宋体"/>
+                <w:sz w:val="18"/>
+                <w:szCs w:val="18"/>
+              </w:rPr>
+              <w:t xml:space="preserve">    exit(0);</w:t>
+            </w:r>
+          </w:p>
+          <w:p>
+            <w:pPr>
+              <w:rPr>
+                <w:rFonts w:ascii="宋体" w:hAnsi="宋体"/>
+                <w:sz w:val="18"/>
+                <w:szCs w:val="18"/>
+              </w:rPr>
+            </w:pPr>
+            <w:r>
+              <w:rPr>
+                <w:rFonts w:ascii="宋体" w:hAnsi="宋体"/>
+                <w:sz w:val="18"/>
+                <w:szCs w:val="18"/>
+              </w:rPr>
+              <w:t>}</w:t>
+            </w:r>
+          </w:p>
+          <w:p>
+            <w:pPr>
+              <w:rPr>
+                <w:rFonts w:ascii="宋体" w:hAnsi="宋体"/>
+                <w:sz w:val="18"/>
+                <w:szCs w:val="18"/>
+              </w:rPr>
+            </w:pPr>
+            <w:r>
+              <w:rPr>
+                <w:rFonts w:ascii="宋体" w:hAnsi="宋体" w:hint="eastAsia"/>
+                <w:b/>
+                <w:bCs/>
+                <w:sz w:val="18"/>
+                <w:szCs w:val="18"/>
+              </w:rPr>
+              <w:t>(2) Client 端关键代码 (client.c)</w:t>
+            </w:r>
+            <w:r>
+              <w:rPr>
+                <w:rFonts w:ascii="宋体" w:hAnsi="宋体" w:hint="eastAsia"/>
+                <w:sz w:val="18"/>
+                <w:szCs w:val="18"/>
+              </w:rPr>
+              <w:t>： 负责获取队列，倒序发送消息。</w:t>
+            </w:r>
+          </w:p>
+          <w:p>
+            <w:pPr>
+              <w:rPr>
+                <w:rFonts w:ascii="宋体" w:hAnsi="宋体"/>
+                <w:sz w:val="18"/>
+                <w:szCs w:val="18"/>
+              </w:rPr>
+            </w:pPr>
+            <w:r>
+              <w:rPr>
+                <w:rFonts w:ascii="宋体" w:hAnsi="宋体"/>
+                <w:sz w:val="18"/>
+                <w:szCs w:val="18"/>
+              </w:rPr>
+              <w:t>#include &lt;stdio.h&gt;</w:t>
+            </w:r>
+          </w:p>
+          <w:p>
+            <w:pPr>
+              <w:rPr>
+                <w:rFonts w:ascii="宋体" w:hAnsi="宋体"/>
+                <w:sz w:val="18"/>
+                <w:szCs w:val="18"/>
+              </w:rPr>
+            </w:pPr>
+            <w:r>
+              <w:rPr>
+                <w:rFonts w:ascii="宋体" w:hAnsi="宋体"/>
+                <w:sz w:val="18"/>
+                <w:szCs w:val="18"/>
+              </w:rPr>
+              <w:t>#include &lt;stdlib.h&gt;</w:t>
+            </w:r>
+          </w:p>
+          <w:p>
+            <w:pPr>
+              <w:rPr>
+                <w:rFonts w:ascii="宋体" w:hAnsi="宋体"/>
+                <w:sz w:val="18"/>
+                <w:szCs w:val="18"/>
+              </w:rPr>
+            </w:pPr>
+            <w:r>
+              <w:rPr>
+                <w:rFonts w:ascii="宋体" w:hAnsi="宋体"/>
+                <w:sz w:val="18"/>
+                <w:szCs w:val="18"/>
+              </w:rPr>
+              <w:t>#include &lt;sys/types.h&gt;</w:t>
+            </w:r>
+          </w:p>
+          <w:p>
+            <w:pPr>
+              <w:rPr>
+                <w:rFonts w:ascii="宋体" w:hAnsi="宋体"/>
+                <w:sz w:val="18"/>
+                <w:szCs w:val="18"/>
+              </w:rPr>
+            </w:pPr>
+            <w:r>
+              <w:rPr>
+                <w:rFonts w:ascii="宋体" w:hAnsi="宋体"/>
+                <w:sz w:val="18"/>
+                <w:szCs w:val="18"/>
+              </w:rPr>
+              <w:t>#include &lt;sys/msg.h&gt;</w:t>
+            </w:r>
+          </w:p>
+          <w:p>
+            <w:pPr>
+              <w:rPr>
+                <w:rFonts w:ascii="宋体" w:hAnsi="宋体"/>
+                <w:sz w:val="18"/>
+                <w:szCs w:val="18"/>
+              </w:rPr>
+            </w:pPr>
+            <w:r>
+              <w:rPr>
+                <w:rFonts w:ascii="宋体" w:hAnsi="宋体"/>
+                <w:sz w:val="18"/>
+                <w:szCs w:val="18"/>
+              </w:rPr>
+              <w:t>#include &lt;sys/ipc.h&gt;</w:t>
+            </w:r>
+          </w:p>
+          <w:p>
+            <w:pPr>
+              <w:rPr>
+                <w:rFonts w:ascii="宋体" w:hAnsi="宋体" w:hint="eastAsia"/>
+                <w:sz w:val="18"/>
+                <w:szCs w:val="18"/>
+              </w:rPr>
+            </w:pPr>
+            <w:r>
+              <w:rPr>
+                <w:rFonts w:ascii="宋体" w:hAnsi="宋体" w:hint="eastAsia"/>
+                <w:sz w:val="18"/>
+                <w:szCs w:val="18"/>
+              </w:rPr>
+              <w:t>#include &lt;unistd.h&gt; // 包含 sleep 函数定义</w:t>
+            </w:r>
+          </w:p>
+          <w:p>
+            <w:pPr>
+              <w:rPr>
+                <w:rFonts w:ascii="宋体" w:hAnsi="宋体"/>
+                <w:sz w:val="18"/>
+                <w:szCs w:val="18"/>
+              </w:rPr>
+            </w:pPr>
+            <w:r>
+              <w:rPr>
+                <w:rFonts w:ascii="宋体" w:hAnsi="宋体"/>
+                <w:sz w:val="18"/>
+                <w:szCs w:val="18"/>
+              </w:rPr>
+              <w:t xml:space="preserve">#define MSGKEY 75 </w:t>
+            </w:r>
+          </w:p>
+          <w:p>
+            <w:pPr>
+              <w:rPr>
+                <w:rFonts w:ascii="宋体" w:hAnsi="宋体"/>
+                <w:sz w:val="18"/>
+                <w:szCs w:val="18"/>
+              </w:rPr>
+            </w:pPr>
+          </w:p>
+          <w:p>
+            <w:pPr>
+              <w:rPr>
+                <w:rFonts w:ascii="宋体" w:hAnsi="宋体"/>
+                <w:sz w:val="18"/>
+                <w:szCs w:val="18"/>
+              </w:rPr>
+            </w:pPr>
+            <w:r>
+              <w:rPr>
+                <w:rFonts w:ascii="宋体" w:hAnsi="宋体"/>
+                <w:sz w:val="18"/>
+                <w:szCs w:val="18"/>
+              </w:rPr>
+              <w:t>struct msgform {</w:t>
+            </w:r>
+          </w:p>
+          <w:p>
+            <w:pPr>
+              <w:rPr>
+                <w:rFonts w:ascii="宋体" w:hAnsi="宋体"/>
+                <w:sz w:val="18"/>
+                <w:szCs w:val="18"/>
+              </w:rPr>
+            </w:pPr>
+            <w:r>
+              <w:rPr>
+                <w:rFonts w:ascii="宋体" w:hAnsi="宋体"/>
+                <w:sz w:val="18"/>
+                <w:szCs w:val="18"/>
+              </w:rPr>
+              <w:t xml:space="preserve">    long mtype; </w:t>
+            </w:r>
+          </w:p>
+          <w:p>
+            <w:pPr>
+              <w:rPr>
+                <w:rFonts w:ascii="宋体" w:hAnsi="宋体"/>
+                <w:sz w:val="18"/>
+                <w:szCs w:val="18"/>
+              </w:rPr>
+            </w:pPr>
+            <w:r>
+              <w:rPr>
+                <w:rFonts w:ascii="宋体" w:hAnsi="宋体"/>
+                <w:sz w:val="18"/>
+                <w:szCs w:val="18"/>
+              </w:rPr>
+              <w:t xml:space="preserve">    char mtext[1000]; </w:t>
+            </w:r>
+          </w:p>
+          <w:p>
+            <w:pPr>
+              <w:rPr>
+                <w:rFonts w:ascii="宋体" w:hAnsi="宋体"/>
+                <w:sz w:val="18"/>
+                <w:szCs w:val="18"/>
+              </w:rPr>
+            </w:pPr>
+            <w:r>
+              <w:rPr>
+                <w:rFonts w:ascii="宋体" w:hAnsi="宋体"/>
+                <w:sz w:val="18"/>
+                <w:szCs w:val="18"/>
+              </w:rPr>
+              <w:t xml:space="preserve">} msg; </w:t>
+            </w:r>
+          </w:p>
+          <w:p>
+            <w:pPr>
+              <w:rPr>
+                <w:rFonts w:ascii="宋体" w:hAnsi="宋体"/>
+                <w:sz w:val="18"/>
+                <w:szCs w:val="18"/>
+              </w:rPr>
+            </w:pPr>
+          </w:p>
+          <w:p>
+            <w:pPr>
+              <w:rPr>
+                <w:rFonts w:ascii="宋体" w:hAnsi="宋体"/>
+                <w:sz w:val="18"/>
+                <w:szCs w:val="18"/>
+              </w:rPr>
+            </w:pPr>
+            <w:r>
+              <w:rPr>
+                <w:rFonts w:ascii="宋体" w:hAnsi="宋体"/>
+                <w:sz w:val="18"/>
+                <w:szCs w:val="18"/>
+              </w:rPr>
+              <w:t>int main() {</w:t>
+            </w:r>
+          </w:p>
+          <w:p>
+            <w:pPr>
+              <w:rPr>
+                <w:rFonts w:ascii="宋体" w:hAnsi="宋体"/>
+                <w:sz w:val="18"/>
+                <w:szCs w:val="18"/>
+              </w:rPr>
+            </w:pPr>
+            <w:r>
+              <w:rPr>
+                <w:rFonts w:ascii="宋体" w:hAnsi="宋体"/>
+                <w:sz w:val="18"/>
+                <w:szCs w:val="18"/>
+              </w:rPr>
+              <w:t xml:space="preserve">    int msgqid, i;</w:t>
+            </w:r>
+          </w:p>
+          <w:p>
+            <w:pPr>
+              <w:rPr>
+                <w:rFonts w:ascii="宋体" w:hAnsi="宋体" w:hint="eastAsia"/>
+                <w:sz w:val="18"/>
+                <w:szCs w:val="18"/>
+              </w:rPr>
+            </w:pPr>
+            <w:r>
+              <w:rPr>
+                <w:rFonts w:ascii="宋体" w:hAnsi="宋体" w:hint="eastAsia"/>
+                <w:sz w:val="18"/>
+                <w:szCs w:val="18"/>
+              </w:rPr>
+              <w:lastRenderedPageBreak/>
+              <w:t xml:space="preserve">    msgqid = msgget(MSGKEY, 0777); // 获取已有队列</w:t>
+            </w:r>
+          </w:p>
+          <w:p>
+            <w:pPr>
+              <w:rPr>
+                <w:rFonts w:ascii="宋体" w:hAnsi="宋体"/>
+                <w:sz w:val="18"/>
+                <w:szCs w:val="18"/>
+              </w:rPr>
+            </w:pPr>
+            <w:r>
+              <w:rPr>
+                <w:rFonts w:ascii="宋体" w:hAnsi="宋体"/>
+                <w:sz w:val="18"/>
+                <w:szCs w:val="18"/>
+              </w:rPr>
+              <w:t xml:space="preserve">    for (i = 10; i &gt;= 1; i--) {</w:t>
+            </w:r>
+          </w:p>
+          <w:p>
+            <w:pPr>
+              <w:rPr>
+                <w:rFonts w:ascii="宋体" w:hAnsi="宋体"/>
+                <w:sz w:val="18"/>
+                <w:szCs w:val="18"/>
+              </w:rPr>
+            </w:pPr>
+            <w:r>
+              <w:rPr>
+                <w:rFonts w:ascii="宋体" w:hAnsi="宋体"/>
+                <w:sz w:val="18"/>
+                <w:szCs w:val="18"/>
+              </w:rPr>
+              <w:t xml:space="preserve">        msg.mtype = i; </w:t>
+            </w:r>
+          </w:p>
+          <w:p>
+            <w:pPr>
+              <w:rPr>
+                <w:rFonts w:ascii="宋体" w:hAnsi="宋体"/>
+                <w:sz w:val="18"/>
+                <w:szCs w:val="18"/>
+              </w:rPr>
+            </w:pPr>
+            <w:r>
+              <w:rPr>
+                <w:rFonts w:ascii="宋体" w:hAnsi="宋体"/>
+                <w:sz w:val="18"/>
+                <w:szCs w:val="18"/>
+              </w:rPr>
+              <w:t xml:space="preserve">        printf("(client) sent type: %d\n", i);</w:t>
+            </w:r>
+          </w:p>
+          <w:p>
+            <w:pPr>
+              <w:rPr>
+                <w:rFonts w:ascii="宋体" w:hAnsi="宋体" w:hint="eastAsia"/>
+                <w:sz w:val="18"/>
+                <w:szCs w:val="18"/>
+              </w:rPr>
+            </w:pPr>
+            <w:r>
+              <w:rPr>
+                <w:rFonts w:ascii="宋体" w:hAnsi="宋体" w:hint="eastAsia"/>
+                <w:sz w:val="18"/>
+                <w:szCs w:val="18"/>
+              </w:rPr>
+              <w:t xml:space="preserve">        msgsnd(msgqid, &amp;msg, 1024, 0); // 发送消息</w:t>
+            </w:r>
+          </w:p>
+          <w:p>
+            <w:pPr>
+              <w:rPr>
+                <w:rFonts w:ascii="宋体" w:hAnsi="宋体"/>
+                <w:sz w:val="18"/>
+                <w:szCs w:val="18"/>
+              </w:rPr>
+            </w:pPr>
+            <w:r>
+              <w:rPr>
+                <w:rFonts w:ascii="宋体" w:hAnsi="宋体"/>
+                <w:sz w:val="18"/>
+                <w:szCs w:val="18"/>
+              </w:rPr>
+              <w:t xml:space="preserve">        sleep(1); </w:t>
+            </w:r>
+          </w:p>
+          <w:p>
+            <w:pPr>
+              <w:rPr>
+                <w:rFonts w:ascii="宋体" w:hAnsi="宋体"/>
+                <w:sz w:val="18"/>
+                <w:szCs w:val="18"/>
+              </w:rPr>
+            </w:pPr>
+            <w:r>
+              <w:rPr>
+                <w:rFonts w:ascii="宋体" w:hAnsi="宋体"/>
+                <w:sz w:val="18"/>
+                <w:szCs w:val="18"/>
+              </w:rPr>
+              <w:t xml:space="preserve">    } </w:t>
+            </w:r>
+          </w:p>
+          <w:p>
+            <w:pPr>
+              <w:rPr>
+                <w:rFonts w:ascii="宋体" w:hAnsi="宋体"/>
+                <w:sz w:val="18"/>
+                <w:szCs w:val="18"/>
+              </w:rPr>
+            </w:pPr>
+            <w:r>
+              <w:rPr>
+                <w:rFonts w:ascii="宋体" w:hAnsi="宋体"/>
+                <w:sz w:val="18"/>
+                <w:szCs w:val="18"/>
+              </w:rPr>
+              <w:t xml:space="preserve">    exit(0);</w:t>
+            </w:r>
+          </w:p>
+          <w:p>
+            <w:pPr>
+              <w:rPr>
+                <w:rFonts w:ascii="宋体" w:hAnsi="宋体"/>
+                <w:sz w:val="18"/>
+                <w:szCs w:val="18"/>
+              </w:rPr>
+            </w:pPr>
+            <w:r>
+              <w:rPr>
+                <w:rFonts w:ascii="宋体" w:hAnsi="宋体"/>
+                <w:sz w:val="18"/>
+                <w:szCs w:val="18"/>
+              </w:rPr>
+              <w:t>}</w:t>
+            </w:r>
+          </w:p>
+          <w:p>
+            <w:pPr>
+              <w:rPr>
+                <w:rFonts w:ascii="宋体" w:hAnsi="宋体" w:hint="eastAsia"/>
+                <w:b/>
+                <w:bCs/>
+                <w:sz w:val="18"/>
+                <w:szCs w:val="18"/>
+              </w:rPr>
+            </w:pPr>
+            <w:r>
+              <w:rPr>
+                <w:rFonts w:ascii="宋体" w:hAnsi="宋体" w:hint="eastAsia"/>
+                <w:b/>
+                <w:bCs/>
+                <w:sz w:val="18"/>
+                <w:szCs w:val="18"/>
+              </w:rPr>
+              <w:t>(3) 运行：</w:t>
+            </w:r>
+          </w:p>
+          <w:p>
+            <w:pPr>
+              <w:rPr>
+                <w:rFonts w:ascii="宋体" w:hAnsi="宋体" w:hint="eastAsia"/>
+                <w:sz w:val="18"/>
+                <w:szCs w:val="18"/>
+              </w:rPr>
+            </w:pPr>
+            <w:r>
+              <w:rPr>
+                <w:rFonts w:ascii="宋体" w:hAnsi="宋体" w:hint="eastAsia"/>
+                <w:sz w:val="18"/>
+                <w:szCs w:val="18"/>
+              </w:rPr>
+              <w:t>编译：gcc server.c -o server, gcc client.c -o client</w:t>
+            </w:r>
+          </w:p>
+          <w:p>
+            <w:pPr>
+              <w:rPr>
+                <w:rFonts w:ascii="宋体" w:hAnsi="宋体"/>
+                <w:sz w:val="18"/>
+                <w:szCs w:val="18"/>
+              </w:rPr>
+            </w:pPr>
+            <w:r>
+              <w:rPr>
+                <w:rFonts w:ascii="宋体" w:hAnsi="宋体" w:hint="eastAsia"/>
+                <w:sz w:val="18"/>
+                <w:szCs w:val="18"/>
+              </w:rPr>
+              <w:t>执行：先在一个终端运行 ./server，再在另一个终端运行 ./client。</w:t>
+            </w:r>
+          </w:p>
+          <w:p>
+            <w:pPr>
+              <w:rPr>
+                <w:rFonts w:ascii="宋体" w:hAnsi="宋体" w:hint="eastAsia"/>
+                <w:sz w:val="18"/>
+                <w:szCs w:val="18"/>
+              </w:rPr>
+            </w:pPr>
+          </w:p>
+          <w:p>
+            <w:pPr>
+              <w:rPr>
+                <w:rFonts w:ascii="宋体" w:hAnsi="宋体"/>
+                <w:b/>
+                <w:bCs/>
+                <w:sz w:val="18"/>
+                <w:szCs w:val="18"/>
+              </w:rPr>
+            </w:pPr>
+            <w:r>
+              <w:rPr>
+                <w:rFonts w:ascii="宋体" w:hAnsi="宋体" w:hint="eastAsia"/>
+                <w:b/>
+                <w:bCs/>
+                <w:sz w:val="18"/>
+                <w:szCs w:val="18"/>
+              </w:rPr>
+              <w:t>实验内容二：父子进程通信</w:t>
+            </w:r>
+          </w:p>
+          <w:p>
+            <w:pPr>
+              <w:rPr>
+                <w:rFonts w:ascii="宋体" w:hAnsi="宋体"/>
+                <w:b/>
+                <w:bCs/>
+                <w:sz w:val="18"/>
+                <w:szCs w:val="18"/>
+              </w:rPr>
+            </w:pPr>
+            <w:r>
+              <w:rPr>
+                <w:rFonts w:ascii="宋体" w:hAnsi="宋体" w:hint="eastAsia"/>
+                <w:b/>
+                <w:bCs/>
+                <w:sz w:val="18"/>
+                <w:szCs w:val="18"/>
+              </w:rPr>
+              <w:t>(1) 关键代码 (fork_msg.c)：</w:t>
+            </w:r>
+          </w:p>
+          <w:p>
+            <w:pPr>
+              <w:rPr>
+                <w:rFonts w:ascii="宋体" w:hAnsi="宋体"/>
+                <w:sz w:val="18"/>
+                <w:szCs w:val="18"/>
+              </w:rPr>
+            </w:pPr>
+            <w:r>
+              <w:rPr>
+                <w:rFonts w:ascii="宋体" w:hAnsi="宋体"/>
+                <w:sz w:val="18"/>
+                <w:szCs w:val="18"/>
+              </w:rPr>
+              <w:t>#include &lt;stdio.h&gt;</w:t>
+            </w:r>
+          </w:p>
+          <w:p>
+            <w:pPr>
+              <w:rPr>
+                <w:rFonts w:ascii="宋体" w:hAnsi="宋体"/>
+                <w:sz w:val="18"/>
+                <w:szCs w:val="18"/>
+              </w:rPr>
+            </w:pPr>
+            <w:r>
+              <w:rPr>
+                <w:rFonts w:ascii="宋体" w:hAnsi="宋体"/>
+                <w:sz w:val="18"/>
+                <w:szCs w:val="18"/>
+              </w:rPr>
+              <w:t>#include &lt;stdlib.h&gt;</w:t>
+            </w:r>
+          </w:p>
+          <w:p>
+            <w:pPr>
+              <w:rPr>
+                <w:rFonts w:ascii="宋体" w:hAnsi="宋体"/>
+                <w:sz w:val="18"/>
+                <w:szCs w:val="18"/>
+              </w:rPr>
+            </w:pPr>
+            <w:r>
+              <w:rPr>
+                <w:rFonts w:ascii="宋体" w:hAnsi="宋体"/>
+                <w:sz w:val="18"/>
+                <w:szCs w:val="18"/>
+              </w:rPr>
+              <w:t>#include &lt;string.h&gt;</w:t>
+            </w:r>
+          </w:p>
+          <w:p>
+            <w:pPr>
+              <w:rPr>
+                <w:rFonts w:ascii="宋体" w:hAnsi="宋体"/>
+                <w:sz w:val="18"/>
+                <w:szCs w:val="18"/>
+              </w:rPr>
+            </w:pPr>
+            <w:r>
+              <w:rPr>
+                <w:rFonts w:ascii="宋体" w:hAnsi="宋体"/>
+                <w:sz w:val="18"/>
+                <w:szCs w:val="18"/>
+              </w:rPr>
+              <w:t>#include &lt;unistd.h&gt;</w:t>
+            </w:r>
+          </w:p>
+          <w:p>
+            <w:pPr>
+              <w:rPr>
+                <w:rFonts w:ascii="宋体" w:hAnsi="宋体"/>
+                <w:sz w:val="18"/>
+                <w:szCs w:val="18"/>
+              </w:rPr>
+            </w:pPr>
+            <w:r>
+              <w:rPr>
+                <w:rFonts w:ascii="宋体" w:hAnsi="宋体"/>
+                <w:sz w:val="18"/>
+                <w:szCs w:val="18"/>
+              </w:rPr>
+              <w:t>#include &lt;sys/msg.h&gt;</w:t>
+            </w:r>
+          </w:p>
+          <w:p>
+            <w:pPr>
+              <w:rPr>
+                <w:rFonts w:ascii="宋体" w:hAnsi="宋体"/>
+                <w:sz w:val="18"/>
+                <w:szCs w:val="18"/>
+              </w:rPr>
+            </w:pPr>
+            <w:r>
+              <w:rPr>
+                <w:rFonts w:ascii="宋体" w:hAnsi="宋体"/>
+                <w:sz w:val="18"/>
+                <w:szCs w:val="18"/>
+              </w:rPr>
+              <w:t>#include &lt;sys/wait.h&gt;</w:t>
+            </w:r>
+          </w:p>
+          <w:p>
+            <w:pPr>
+              <w:rPr>
+                <w:rFonts w:ascii="宋体" w:hAnsi="宋体"/>
+                <w:sz w:val="18"/>
+                <w:szCs w:val="18"/>
+              </w:rPr>
+            </w:pPr>
+            <w:r>
+              <w:rPr>
+                <w:rFonts w:ascii="宋体" w:hAnsi="宋体"/>
+                <w:sz w:val="18"/>
+                <w:szCs w:val="18"/>
+              </w:rPr>
+              <w:t xml:space="preserve">#define MSGKEY 88 </w:t>
+            </w:r>
+          </w:p>
+          <w:p>
+            <w:pPr>
+              <w:rPr>
+                <w:rFonts w:ascii="宋体" w:hAnsi="宋体"/>
+                <w:sz w:val="18"/>
+                <w:szCs w:val="18"/>
+              </w:rPr>
+            </w:pPr>
+          </w:p>
+          <w:p>
+            <w:pPr>
+              <w:rPr>
+                <w:rFonts w:ascii="宋体" w:hAnsi="宋体"/>
+                <w:sz w:val="18"/>
+                <w:szCs w:val="18"/>
+              </w:rPr>
+            </w:pPr>
+            <w:r>
+              <w:rPr>
+                <w:rFonts w:ascii="宋体" w:hAnsi="宋体"/>
+                <w:sz w:val="18"/>
+                <w:szCs w:val="18"/>
+              </w:rPr>
+              <w:t>struct msgform { long mtype; char mtext[256]; };</w:t>
+            </w:r>
+          </w:p>
+          <w:p>
+            <w:pPr>
+              <w:rPr>
+                <w:rFonts w:ascii="宋体" w:hAnsi="宋体"/>
+                <w:sz w:val="18"/>
+                <w:szCs w:val="18"/>
+              </w:rPr>
+            </w:pPr>
+          </w:p>
+          <w:p>
+            <w:pPr>
+              <w:rPr>
+                <w:rFonts w:ascii="宋体" w:hAnsi="宋体"/>
+                <w:sz w:val="18"/>
+                <w:szCs w:val="18"/>
+              </w:rPr>
+            </w:pPr>
+            <w:r>
+              <w:rPr>
+                <w:rFonts w:ascii="宋体" w:hAnsi="宋体"/>
+                <w:sz w:val="18"/>
+                <w:szCs w:val="18"/>
+              </w:rPr>
+              <w:t>int main() {</w:t>
+            </w:r>
+          </w:p>
+          <w:p>
+            <w:pPr>
+              <w:rPr>
+                <w:rFonts w:ascii="宋体" w:hAnsi="宋体"/>
+                <w:sz w:val="18"/>
+                <w:szCs w:val="18"/>
+              </w:rPr>
+            </w:pPr>
+            <w:r>
+              <w:rPr>
+                <w:rFonts w:ascii="宋体" w:hAnsi="宋体"/>
+                <w:sz w:val="18"/>
+                <w:szCs w:val="18"/>
+              </w:rPr>
+              <w:t xml:space="preserve">    int msgqid = msgget(MSGKEY, 0777 | IPC_CREAT);</w:t>
+            </w:r>
+          </w:p>
+          <w:p>
+            <w:pPr>
+              <w:rPr>
+                <w:rFonts w:ascii="宋体" w:hAnsi="宋体" w:hint="eastAsia"/>
+                <w:sz w:val="18"/>
+                <w:szCs w:val="18"/>
+              </w:rPr>
+            </w:pPr>
+            <w:r>
+              <w:rPr>
+                <w:rFonts w:ascii="宋体" w:hAnsi="宋体" w:hint="eastAsia"/>
+                <w:sz w:val="18"/>
+                <w:szCs w:val="18"/>
+              </w:rPr>
+              <w:t xml:space="preserve">    if (fork() == 0) { // 子进程</w:t>
+            </w:r>
+          </w:p>
+          <w:p>
+            <w:pPr>
+              <w:rPr>
+                <w:rFonts w:ascii="宋体" w:hAnsi="宋体"/>
+                <w:sz w:val="18"/>
+                <w:szCs w:val="18"/>
+              </w:rPr>
+            </w:pPr>
+            <w:r>
+              <w:rPr>
+                <w:rFonts w:ascii="宋体" w:hAnsi="宋体"/>
+                <w:sz w:val="18"/>
+                <w:szCs w:val="18"/>
+              </w:rPr>
+              <w:t xml:space="preserve">        struct msgform msg_send = {100, "Hello Parent!"};</w:t>
+            </w:r>
+          </w:p>
+          <w:p>
+            <w:pPr>
+              <w:rPr>
+                <w:rFonts w:ascii="宋体" w:hAnsi="宋体"/>
+                <w:sz w:val="18"/>
+                <w:szCs w:val="18"/>
+              </w:rPr>
+            </w:pPr>
+            <w:r>
+              <w:rPr>
+                <w:rFonts w:ascii="宋体" w:hAnsi="宋体"/>
+                <w:sz w:val="18"/>
+                <w:szCs w:val="18"/>
+              </w:rPr>
+              <w:t xml:space="preserve">        msgsnd(msgqid, &amp;msg_send, 256, 0);</w:t>
+            </w:r>
+          </w:p>
+          <w:p>
+            <w:pPr>
+              <w:rPr>
+                <w:rFonts w:ascii="宋体" w:hAnsi="宋体"/>
+                <w:sz w:val="18"/>
+                <w:szCs w:val="18"/>
+              </w:rPr>
+            </w:pPr>
+            <w:r>
+              <w:rPr>
+                <w:rFonts w:ascii="宋体" w:hAnsi="宋体"/>
+                <w:sz w:val="18"/>
+                <w:szCs w:val="18"/>
+              </w:rPr>
+              <w:t xml:space="preserve">        printf("[Child] Message sent.\n");</w:t>
+            </w:r>
+          </w:p>
+          <w:p>
+            <w:pPr>
+              <w:rPr>
+                <w:rFonts w:ascii="宋体" w:hAnsi="宋体"/>
+                <w:sz w:val="18"/>
+                <w:szCs w:val="18"/>
+              </w:rPr>
+            </w:pPr>
+            <w:r>
+              <w:rPr>
+                <w:rFonts w:ascii="宋体" w:hAnsi="宋体"/>
+                <w:sz w:val="18"/>
+                <w:szCs w:val="18"/>
+              </w:rPr>
+              <w:t xml:space="preserve">        exit(0);</w:t>
+            </w:r>
+          </w:p>
+          <w:p>
+            <w:pPr>
+              <w:rPr>
+                <w:rFonts w:ascii="宋体" w:hAnsi="宋体" w:hint="eastAsia"/>
+                <w:sz w:val="18"/>
+                <w:szCs w:val="18"/>
+              </w:rPr>
+            </w:pPr>
+            <w:r>
+              <w:rPr>
+                <w:rFonts w:ascii="宋体" w:hAnsi="宋体" w:hint="eastAsia"/>
+                <w:sz w:val="18"/>
+                <w:szCs w:val="18"/>
+              </w:rPr>
+              <w:t xml:space="preserve">    } else { // 父进程</w:t>
+            </w:r>
+          </w:p>
+          <w:p>
+            <w:pPr>
+              <w:rPr>
+                <w:rFonts w:ascii="宋体" w:hAnsi="宋体"/>
+                <w:sz w:val="18"/>
+                <w:szCs w:val="18"/>
+              </w:rPr>
+            </w:pPr>
+            <w:r>
+              <w:rPr>
+                <w:rFonts w:ascii="宋体" w:hAnsi="宋体"/>
+                <w:sz w:val="18"/>
+                <w:szCs w:val="18"/>
+              </w:rPr>
+              <w:t xml:space="preserve">        struct msgform msg_recv;</w:t>
+            </w:r>
+          </w:p>
+          <w:p>
+            <w:pPr>
+              <w:rPr>
+                <w:rFonts w:ascii="宋体" w:hAnsi="宋体"/>
+                <w:sz w:val="18"/>
+                <w:szCs w:val="18"/>
+              </w:rPr>
+            </w:pPr>
+            <w:r>
+              <w:rPr>
+                <w:rFonts w:ascii="宋体" w:hAnsi="宋体"/>
+                <w:sz w:val="18"/>
+                <w:szCs w:val="18"/>
+              </w:rPr>
+              <w:t xml:space="preserve">        msgrcv(msgqid, &amp;msg_recv, 256, 0, 0);</w:t>
+            </w:r>
+          </w:p>
+          <w:p>
+            <w:pPr>
+              <w:rPr>
+                <w:rFonts w:ascii="宋体" w:hAnsi="宋体"/>
+                <w:sz w:val="18"/>
+                <w:szCs w:val="18"/>
+              </w:rPr>
+            </w:pPr>
+            <w:r>
+              <w:rPr>
+                <w:rFonts w:ascii="宋体" w:hAnsi="宋体"/>
+                <w:sz w:val="18"/>
+                <w:szCs w:val="18"/>
+              </w:rPr>
+              <w:lastRenderedPageBreak/>
+              <w:t xml:space="preserve">        printf("[Parent] Received: %s\n", msg_recv.mtext);</w:t>
+            </w:r>
+          </w:p>
+          <w:p>
+            <w:pPr>
+              <w:rPr>
+                <w:rFonts w:ascii="宋体" w:hAnsi="宋体" w:hint="eastAsia"/>
+                <w:sz w:val="18"/>
+                <w:szCs w:val="18"/>
+              </w:rPr>
+            </w:pPr>
+            <w:r>
+              <w:rPr>
+                <w:rFonts w:ascii="宋体" w:hAnsi="宋体" w:hint="eastAsia"/>
+                <w:sz w:val="18"/>
+                <w:szCs w:val="18"/>
+              </w:rPr>
+              <w:t xml:space="preserve">        wait(NULL); // 等待子进程</w:t>
+            </w:r>
+          </w:p>
+          <w:p>
+            <w:pPr>
+              <w:rPr>
+                <w:rFonts w:ascii="宋体" w:hAnsi="宋体" w:hint="eastAsia"/>
+                <w:sz w:val="18"/>
+                <w:szCs w:val="18"/>
+              </w:rPr>
+            </w:pPr>
+            <w:r>
+              <w:rPr>
+                <w:rFonts w:ascii="宋体" w:hAnsi="宋体" w:hint="eastAsia"/>
+                <w:sz w:val="18"/>
+                <w:szCs w:val="18"/>
+              </w:rPr>
+              <w:t xml:space="preserve">        msgctl(msgqid, IPC_RMID, 0); // 删除队列</w:t>
+            </w:r>
+          </w:p>
+          <w:p>
+            <w:pPr>
+              <w:rPr>
+                <w:rFonts w:ascii="宋体" w:hAnsi="宋体"/>
+                <w:sz w:val="18"/>
+                <w:szCs w:val="18"/>
+              </w:rPr>
+            </w:pPr>
+            <w:r>
+              <w:rPr>
+                <w:rFonts w:ascii="宋体" w:hAnsi="宋体"/>
+                <w:sz w:val="18"/>
+                <w:szCs w:val="18"/>
+              </w:rPr>
+              <w:t xml:space="preserve">        exit(0);</w:t>
+            </w:r>
+          </w:p>
+          <w:p>
+            <w:pPr>
+              <w:rPr>
+                <w:rFonts w:ascii="宋体" w:hAnsi="宋体"/>
+                <w:sz w:val="18"/>
+                <w:szCs w:val="18"/>
+              </w:rPr>
+            </w:pPr>
+            <w:r>
+              <w:rPr>
+                <w:rFonts w:ascii="宋体" w:hAnsi="宋体"/>
+                <w:sz w:val="18"/>
+                <w:szCs w:val="18"/>
+              </w:rPr>
+              <w:t xml:space="preserve">    }</w:t>
+            </w:r>
+          </w:p>
+          <w:p>
+            <w:pPr>
+              <w:rPr>
+                <w:rFonts w:ascii="宋体" w:hAnsi="宋体" w:hint="eastAsia"/>
+                <w:b/>
+                <w:bCs/>
+                <w:sz w:val="18"/>
+                <w:szCs w:val="18"/>
+              </w:rPr>
+            </w:pPr>
+            <w:r>
+              <w:rPr>
+                <w:rFonts w:ascii="宋体" w:hAnsi="宋体"/>
+                <w:sz w:val="18"/>
+                <w:szCs w:val="18"/>
+              </w:rPr>
+              <w:t>}</w:t>
             </w:r>
           </w:p>
         </w:tc>
@@ -983,41 +2748,248 @@
                 <w:tab w:val="left" w:pos="5970"/>
               </w:tabs>
               <w:rPr>
+                <w:sz w:val="15"/>
+                <w:szCs w:val="15"/>
+              </w:rPr>
+            </w:pPr>
+            <w:r>
+              <w:rPr>
+                <w:rFonts w:ascii="楷体_GB2312" w:eastAsia="楷体_GB2312" w:hint="eastAsia"/>
+                <w:b/>
+                <w:bCs/>
+                <w:sz w:val="18"/>
+                <w:szCs w:val="18"/>
+              </w:rPr>
+              <w:lastRenderedPageBreak/>
+              <w:t>【实验结果或总结】</w:t>
+            </w:r>
+            <w:r>
+              <w:rPr>
                 <w:rFonts w:hint="eastAsia"/>
                 <w:sz w:val="15"/>
                 <w:szCs w:val="15"/>
               </w:rPr>
-            </w:pPr>
-            <w:r>
-              <w:rPr>
-                <w:rFonts w:ascii="楷体_GB2312" w:eastAsia="楷体_GB2312" w:hint="eastAsia"/>
+              <w:t>（对实验结果进行相应分析，或总结实验的心得体会，并提出实验的改进意见）</w:t>
+            </w:r>
+          </w:p>
+          <w:p>
+            <w:pPr>
+              <w:ind w:right="360"/>
+              <w:rPr>
+                <w:rFonts w:ascii="宋体" w:hAnsi="宋体" w:hint="eastAsia"/>
                 <w:b/>
                 <w:bCs/>
                 <w:sz w:val="18"/>
                 <w:szCs w:val="18"/>
               </w:rPr>
-              <w:t>【实验结果或总结】</w:t>
-            </w:r>
-            <w:r>
-              <w:rPr>
-                <w:rFonts w:hint="eastAsia"/>
-                <w:sz w:val="15"/>
-                <w:szCs w:val="15"/>
-              </w:rPr>
-              <w:t>（对实验结果进行相应分析，或总结实验的心得体会，并提出实验的改进意见）</w:t>
-            </w:r>
-          </w:p>
-          <w:p>
-            <w:pPr>
-              <w:ind w:right="360"/>
-              <w:rPr>
-                <w:rFonts w:ascii="楷体_GB2312" w:eastAsia="楷体_GB2312" w:hint="eastAsia"/>
+            </w:pPr>
+            <w:r>
+              <w:rPr>
+                <w:rFonts w:ascii="宋体" w:hAnsi="宋体" w:hint="eastAsia"/>
                 <w:b/>
                 <w:bCs/>
                 <w:sz w:val="18"/>
                 <w:szCs w:val="18"/>
               </w:rPr>
-            </w:pPr>
+              <w:t>实验结果分析</w:t>
+            </w:r>
+          </w:p>
+          <w:p>
+            <w:pPr>
+              <w:ind w:right="360"/>
+              <w:rPr>
+                <w:rFonts w:ascii="宋体" w:hAnsi="宋体"/>
+                <w:b/>
+                <w:bCs/>
+                <w:sz w:val="18"/>
+                <w:szCs w:val="18"/>
+              </w:rPr>
+            </w:pPr>
+            <w:r>
+              <w:rPr>
+                <w:rFonts w:ascii="宋体" w:hAnsi="宋体" w:hint="eastAsia"/>
+                <w:b/>
+                <w:bCs/>
+                <w:sz w:val="18"/>
+                <w:szCs w:val="18"/>
+              </w:rPr>
+              <w:t>C/S 模式运行结果：</w:t>
+            </w:r>
+          </w:p>
+          <w:p>
+            <w:pPr>
+              <w:ind w:right="360"/>
+              <w:rPr>
+                <w:rFonts w:ascii="宋体" w:hAnsi="宋体" w:hint="eastAsia"/>
+                <w:sz w:val="18"/>
+                <w:szCs w:val="18"/>
+              </w:rPr>
+            </w:pPr>
+            <w:r>
+              <w:rPr>
+                <w:rFonts w:ascii="宋体" w:hAnsi="宋体" w:hint="eastAsia"/>
+                <w:sz w:val="18"/>
+                <w:szCs w:val="18"/>
+              </w:rPr>
+              <w:t>Server 启动后显示队列已创建。Client 启动后，终端依次显示 (client) sent type: 10 到 1。与此同时，Server 端同步显示 (server) received message type: 10 到 1。当收到 type 1 时，Server 自动销毁队列并退出。 分析：验证了消息队列可以在两个独立的进程间传递数据，且发送和接收是异步进行的。</w:t>
+            </w:r>
+          </w:p>
+          <w:p>
+            <w:pPr>
+              <w:ind w:right="360"/>
+              <w:rPr>
+                <w:rFonts w:ascii="宋体" w:hAnsi="宋体" w:hint="eastAsia"/>
+                <w:sz w:val="18"/>
+                <w:szCs w:val="18"/>
+              </w:rPr>
+            </w:pPr>
+            <w:r>
+              <w:rPr>
+                <w:rFonts w:ascii="宋体" w:hAnsi="宋体" w:hint="eastAsia"/>
+                <w:b/>
+                <w:bCs/>
+                <w:sz w:val="18"/>
+                <w:szCs w:val="18"/>
+              </w:rPr>
+              <w:t>父子进程模式结果：</w:t>
+            </w:r>
+            <w:r>
+              <w:rPr>
+                <w:rFonts w:ascii="宋体" w:hAnsi="宋体" w:hint="eastAsia"/>
+                <w:sz w:val="18"/>
+                <w:szCs w:val="18"/>
+              </w:rPr>
+              <w:t xml:space="preserve"> 程序运行后，输出：</w:t>
+            </w:r>
+          </w:p>
+          <w:p>
+            <w:pPr>
+              <w:ind w:right="360"/>
+              <w:jc w:val="center"/>
+              <w:rPr>
+                <w:rFonts w:ascii="宋体" w:hAnsi="宋体"/>
+                <w:b/>
+                <w:bCs/>
+                <w:sz w:val="18"/>
+                <w:szCs w:val="18"/>
+              </w:rPr>
+            </w:pPr>
+            <w:r>
+              <w:rPr>
+                <w:rFonts w:ascii="宋体" w:hAnsi="宋体" w:hint="eastAsia"/>
+                <w:b/>
+                <w:bCs/>
+                <w:sz w:val="18"/>
+                <w:szCs w:val="18"/>
+              </w:rPr>
+              <w:t>[Child] Message sent. [Parent] Received: Hello Parent!</w:t>
+            </w:r>
+          </w:p>
+          <w:p>
+            <w:pPr>
+              <w:ind w:right="360"/>
+              <w:rPr>
+                <w:rFonts w:ascii="宋体" w:hAnsi="宋体" w:hint="eastAsia"/>
+                <w:sz w:val="18"/>
+                <w:szCs w:val="18"/>
+              </w:rPr>
+            </w:pPr>
+            <w:r>
+              <w:rPr>
+                <w:rFonts w:ascii="宋体" w:hAnsi="宋体" w:hint="eastAsia"/>
+                <w:sz w:val="18"/>
+                <w:szCs w:val="18"/>
+              </w:rPr>
+              <w:t>分析：验证了 fork 后的子进程可以继承父进程的环境，并通过共同的 Key 值访问同一个内核消息队列进行通信。</w:t>
+            </w:r>
+          </w:p>
+          <w:p>
+            <w:pPr>
+              <w:ind w:right="360"/>
+              <w:rPr>
+                <w:rFonts w:ascii="宋体" w:hAnsi="宋体"/>
+                <w:sz w:val="18"/>
+                <w:szCs w:val="18"/>
+              </w:rPr>
+            </w:pPr>
+          </w:p>
+          <w:p>
+            <w:pPr>
+              <w:ind w:right="360"/>
+              <w:rPr>
+                <w:rFonts w:ascii="宋体" w:hAnsi="宋体" w:hint="eastAsia"/>
+                <w:b/>
+                <w:bCs/>
+                <w:sz w:val="18"/>
+                <w:szCs w:val="18"/>
+              </w:rPr>
+            </w:pPr>
+            <w:r>
+              <w:rPr>
+                <w:rFonts w:ascii="宋体" w:hAnsi="宋体" w:hint="eastAsia"/>
+                <w:b/>
+                <w:bCs/>
+                <w:sz w:val="18"/>
+                <w:szCs w:val="18"/>
+              </w:rPr>
+              <w:t>调试过程中的问题与解决</w:t>
+            </w:r>
+          </w:p>
+          <w:p>
+            <w:pPr>
+              <w:ind w:right="360"/>
+              <w:rPr>
+                <w:rFonts w:ascii="宋体" w:hAnsi="宋体" w:hint="eastAsia"/>
+                <w:sz w:val="18"/>
+                <w:szCs w:val="18"/>
+              </w:rPr>
+            </w:pPr>
+            <w:r>
+              <w:rPr>
+                <w:rFonts w:ascii="宋体" w:hAnsi="宋体" w:hint="eastAsia"/>
+                <w:b/>
+                <w:bCs/>
+                <w:sz w:val="18"/>
+                <w:szCs w:val="18"/>
+              </w:rPr>
+              <w:t>问题 1：</w:t>
+            </w:r>
+            <w:r>
+              <w:rPr>
+                <w:rFonts w:ascii="宋体" w:hAnsi="宋体" w:hint="eastAsia"/>
+                <w:sz w:val="18"/>
+                <w:szCs w:val="18"/>
+              </w:rPr>
+              <w:t>编译 client.c 时出现警告 implicit declaration of function ‘sleep’。 解决：这是因为缺少头文件。在代码头部添加 #include &lt;unistd.h&gt; 后，重新编译，警告消失。</w:t>
+            </w:r>
+          </w:p>
+          <w:p>
+            <w:pPr>
+              <w:ind w:right="360"/>
+              <w:rPr>
+                <w:rFonts w:ascii="宋体" w:hAnsi="宋体"/>
+                <w:sz w:val="18"/>
+                <w:szCs w:val="18"/>
+              </w:rPr>
+            </w:pPr>
+            <w:r>
+              <w:rPr>
+                <w:rFonts w:ascii="宋体" w:hAnsi="宋体" w:hint="eastAsia"/>
+                <w:b/>
+                <w:bCs/>
+                <w:sz w:val="18"/>
+                <w:szCs w:val="18"/>
+              </w:rPr>
+              <w:t>问题 2：</w:t>
+            </w:r>
+            <w:r>
+              <w:rPr>
+                <w:rFonts w:ascii="宋体" w:hAnsi="宋体" w:hint="eastAsia"/>
+                <w:sz w:val="18"/>
+                <w:szCs w:val="18"/>
+              </w:rPr>
+              <w:t>如果 Server 异常终止（如强制 Ctrl+C），再次运行时提示队列创建失败或读取到旧数据。 解决：这是因为消息队列是随内核持续的，不会自动消失。需要使用 ipcrm 命令手动删除残留队列，或者确保程序中 msgctl(..., IPC_RMID, ...) 被正确执行。</w:t>
+            </w:r>
           </w:p>
         </w:tc>
       </w:tr>
@@ -1025,7 +2997,6 @@
     <w:p>
       <w:pPr>
         <w:rPr>
-          <w:rFonts w:hint="eastAsia"/>
           <w:sz w:val="10"/>
           <w:szCs w:val="10"/>
           <w:u w:val="single"/>
@@ -6605,6 +8576,50 @@
     <w:lsdException w:name="Hyperlink" w:uiPriority="99"/>
     <w:lsdException w:name="Strong" w:qFormat="1"/>
     <w:lsdException w:name="Emphasis" w:qFormat="1"/>
+    <w:lsdException w:name="Normal Table" w:semiHidden="1" w:unhideWhenUsed="1"/>
+    <w:lsdException w:name="Table Simple 1" w:semiHidden="1" w:unhideWhenUsed="1"/>
+    <w:lsdException w:name="Table Simple 2" w:semiHidden="1" w:unhideWhenUsed="1"/>
+    <w:lsdException w:name="Table Simple 3" w:semiHidden="1" w:unhideWhenUsed="1"/>
+    <w:lsdException w:name="Table Classic 1" w:semiHidden="1" w:unhideWhenUsed="1"/>
+    <w:lsdException w:name="Table Classic 2" w:semiHidden="1" w:unhideWhenUsed="1"/>
+    <w:lsdException w:name="Table Classic 3" w:semiHidden="1" w:unhideWhenUsed="1"/>
+    <w:lsdException w:name="Table Classic 4" w:semiHidden="1" w:unhideWhenUsed="1"/>
+    <w:lsdException w:name="Table Colorful 1" w:semiHidden="1" w:unhideWhenUsed="1"/>
+    <w:lsdException w:name="Table Colorful 2" w:semiHidden="1" w:unhideWhenUsed="1"/>
+    <w:lsdException w:name="Table Colorful 3" w:semiHidden="1" w:unhideWhenUsed="1"/>
+    <w:lsdException w:name="Table Columns 1" w:semiHidden="1" w:unhideWhenUsed="1"/>
+    <w:lsdException w:name="Table Columns 2" w:semiHidden="1" w:unhideWhenUsed="1"/>
+    <w:lsdException w:name="Table Columns 3" w:semiHidden="1" w:unhideWhenUsed="1"/>
+    <w:lsdException w:name="Table Columns 4" w:semiHidden="1" w:unhideWhenUsed="1"/>
+    <w:lsdException w:name="Table Columns 5" w:semiHidden="1" w:unhideWhenUsed="1"/>
+    <w:lsdException w:name="Table Grid 1" w:semiHidden="1" w:unhideWhenUsed="1"/>
+    <w:lsdException w:name="Table Grid 2" w:semiHidden="1" w:unhideWhenUsed="1"/>
+    <w:lsdException w:name="Table Grid 3" w:semiHidden="1" w:unhideWhenUsed="1"/>
+    <w:lsdException w:name="Table Grid 4" w:semiHidden="1" w:unhideWhenUsed="1"/>
+    <w:lsdException w:name="Table Grid 5" w:semiHidden="1" w:unhideWhenUsed="1"/>
+    <w:lsdException w:name="Table Grid 6" w:semiHidden="1" w:unhideWhenUsed="1"/>
+    <w:lsdException w:name="Table Grid 7" w:semiHidden="1" w:unhideWhenUsed="1"/>
+    <w:lsdException w:name="Table Grid 8" w:semiHidden="1" w:unhideWhenUsed="1"/>
+    <w:lsdException w:name="Table List 1" w:semiHidden="1" w:unhideWhenUsed="1"/>
+    <w:lsdException w:name="Table List 2" w:semiHidden="1" w:unhideWhenUsed="1"/>
+    <w:lsdException w:name="Table List 3" w:semiHidden="1" w:unhideWhenUsed="1"/>
+    <w:lsdException w:name="Table List 4" w:semiHidden="1" w:unhideWhenUsed="1"/>
+    <w:lsdException w:name="Table List 5" w:semiHidden="1" w:unhideWhenUsed="1"/>
+    <w:lsdException w:name="Table List 6" w:semiHidden="1" w:unhideWhenUsed="1"/>
+    <w:lsdException w:name="Table List 7" w:semiHidden="1" w:unhideWhenUsed="1"/>
+    <w:lsdException w:name="Table List 8" w:semiHidden="1" w:unhideWhenUsed="1"/>
+    <w:lsdException w:name="Table 3D effects 1" w:semiHidden="1" w:unhideWhenUsed="1"/>
+    <w:lsdException w:name="Table 3D effects 2" w:semiHidden="1" w:unhideWhenUsed="1"/>
+    <w:lsdException w:name="Table 3D effects 3" w:semiHidden="1" w:unhideWhenUsed="1"/>
+    <w:lsdException w:name="Table Contemporary" w:semiHidden="1" w:unhideWhenUsed="1"/>
+    <w:lsdException w:name="Table Elegant" w:semiHidden="1" w:unhideWhenUsed="1"/>
+    <w:lsdException w:name="Table Professional" w:semiHidden="1" w:unhideWhenUsed="1"/>
+    <w:lsdException w:name="Table Subtle 1" w:semiHidden="1" w:unhideWhenUsed="1"/>
+    <w:lsdException w:name="Table Subtle 2" w:semiHidden="1" w:unhideWhenUsed="1"/>
+    <w:lsdException w:name="Table Web 1" w:semiHidden="1" w:unhideWhenUsed="1"/>
+    <w:lsdException w:name="Table Web 2" w:semiHidden="1" w:unhideWhenUsed="1"/>
+    <w:lsdException w:name="Table Web 3" w:semiHidden="1" w:unhideWhenUsed="1"/>
+    <w:lsdException w:name="Table Theme" w:semiHidden="1" w:unhideWhenUsed="1"/>
     <w:lsdException w:name="Placeholder Text" w:semiHidden="1" w:uiPriority="99"/>
     <w:lsdException w:name="No Spacing" w:uiPriority="1" w:qFormat="1"/>
     <w:lsdException w:name="Light Shading" w:uiPriority="60"/>
@@ -6900,11 +8915,14 @@
   </w:style>
   <w:style w:type="character" w:default="1" w:styleId="a0">
     <w:name w:val="Default Paragraph Font"/>
-    <w:semiHidden/>
+    <w:uiPriority w:val="1"/>
+    <w:unhideWhenUsed/>
   </w:style>
   <w:style w:type="table" w:default="1" w:styleId="a1">
     <w:name w:val="Normal Table"/>
+    <w:uiPriority w:val="99"/>
     <w:semiHidden/>
+    <w:unhideWhenUsed/>
     <w:tblPr>
       <w:tblInd w:w="0" w:type="dxa"/>
       <w:tblCellMar>
@@ -6917,7 +8935,9 @@
   </w:style>
   <w:style w:type="numbering" w:default="1" w:styleId="a2">
     <w:name w:val="No List"/>
+    <w:uiPriority w:val="99"/>
     <w:semiHidden/>
+    <w:unhideWhenUsed/>
   </w:style>
   <w:style w:type="table" w:styleId="10">
     <w:name w:val="Table Simple 1"/>
@@ -7049,7 +9069,7 @@
       <w:shd w:val="clear" w:color="auto" w:fill="000080"/>
     </w:pPr>
   </w:style>
-  <w:style w:type="paragraph" w:styleId="11">
+  <w:style w:type="paragraph" w:customStyle="1" w:styleId="11">
     <w:name w:val="目录 1"/>
     <w:basedOn w:val="a"/>
     <w:next w:val="a"/>
@@ -7078,7 +9098,7 @@
       <w:u w:val="single"/>
     </w:rPr>
   </w:style>
-  <w:style w:type="paragraph" w:styleId="21">
+  <w:style w:type="paragraph" w:customStyle="1" w:styleId="21">
     <w:name w:val="目录 2"/>
     <w:basedOn w:val="a"/>
     <w:next w:val="a"/>
@@ -7138,7 +9158,7 @@
   <w:style w:type="paragraph" w:styleId="ab">
     <w:name w:val="header"/>
     <w:basedOn w:val="a"/>
-    <w:link w:val="Char"/>
+    <w:link w:val="ac"/>
     <w:rsid w:val="003754A7"/>
     <w:pPr>
       <w:pBdr>
@@ -7156,8 +9176,8 @@
       <w:szCs w:val="18"/>
     </w:rPr>
   </w:style>
-  <w:style w:type="character" w:customStyle="1" w:styleId="Char">
-    <w:name w:val="页眉 Char"/>
+  <w:style w:type="character" w:customStyle="1" w:styleId="ac">
+    <w:name w:val="页眉 字符"/>
     <w:link w:val="ab"/>
     <w:rsid w:val="003754A7"/>
     <w:rPr>
@@ -7166,19 +9186,19 @@
       <w:szCs w:val="18"/>
     </w:rPr>
   </w:style>
-  <w:style w:type="paragraph" w:styleId="ac">
+  <w:style w:type="paragraph" w:styleId="ad">
     <w:name w:val="Plain Text"/>
     <w:basedOn w:val="a"/>
-    <w:link w:val="Char0"/>
+    <w:link w:val="ae"/>
     <w:rsid w:val="00BB5C98"/>
     <w:rPr>
       <w:rFonts w:ascii="宋体" w:hAnsi="Courier New"/>
       <w:szCs w:val="20"/>
     </w:rPr>
   </w:style>
-  <w:style w:type="character" w:customStyle="1" w:styleId="Char0">
-    <w:name w:val="纯文本 Char"/>
-    <w:link w:val="ac"/>
+  <w:style w:type="character" w:customStyle="1" w:styleId="ae">
+    <w:name w:val="纯文本 字符"/>
+    <w:link w:val="ad"/>
     <w:rsid w:val="00BB5C98"/>
     <w:rPr>
       <w:rFonts w:ascii="宋体" w:hAnsi="Courier New"/>
@@ -7194,19 +9214,19 @@
     <w:name w:val="apple-converted-space"/>
     <w:rsid w:val="00CB73F7"/>
   </w:style>
-  <w:style w:type="paragraph" w:styleId="ad">
+  <w:style w:type="paragraph" w:styleId="af">
     <w:name w:val="Balloon Text"/>
     <w:basedOn w:val="a"/>
-    <w:link w:val="Char1"/>
+    <w:link w:val="af0"/>
     <w:rsid w:val="0060629A"/>
     <w:rPr>
       <w:sz w:val="18"/>
       <w:szCs w:val="18"/>
     </w:rPr>
   </w:style>
-  <w:style w:type="character" w:customStyle="1" w:styleId="Char1">
-    <w:name w:val="批注框文本 Char"/>
-    <w:link w:val="ad"/>
+  <w:style w:type="character" w:customStyle="1" w:styleId="af0">
+    <w:name w:val="批注框文本 字符"/>
+    <w:link w:val="af"/>
     <w:rsid w:val="0060629A"/>
     <w:rPr>
       <w:kern w:val="2"/>
